--- a/por/docx/21.content.docx
+++ b/por/docx/21.content.docx
@@ -11,6 +11,15 @@
         <w:pStyle w:val="Heading2"/>
       </w:pPr>
       <w:r>
+        <w:t>Resource: Notas de Estudo (Tyndale)</w:t>
+      </w:r>
+      <w:r/>
+    </w:p>
+    <w:p>
+      <w:pPr>
+        <w:pStyle w:val="Heading2"/>
+      </w:pPr>
+      <w:r>
         <w:t>License Information</w:t>
       </w:r>
       <w:r/>
@@ -21,7 +30,7 @@
         <w:rPr>
           <w:b/>
         </w:rPr>
-        <w:t>Study Notes (Tyndale)</w:t>
+        <w:t>Notas de Estudo (Tyndale)</w:t>
       </w:r>
       <w:r>
         <w:t xml:space="preserve"> (Portuguese) is based on</w:t>
@@ -74,7 +83,7 @@
         <w:pStyle w:val="Heading1"/>
       </w:pPr>
       <w:r>
-        <w:t>Study Notes (Tyndale)</w:t>
+        <w:t>Notas de Estudo (Tyndale)</w:t>
       </w:r>
     </w:p>
     <w:p>
@@ -83,6 +92,51 @@
           <w:headerReference w:type="even" r:id="rId8"/>
           <w:headerReference w:type="default" r:id="rId9"/>
           <w:footerReference w:type="default" r:id="rId10"/>
+          <w:footnotePr>
+            <w:numRestart w:val="eachSect"/>
+          </w:footnotePr>
+          <w:type w:val="continuous"/>
+          <w:pgSz w:w="12240" w:h="15840" w:code="1"/>
+          <w:pgMar w:top="1440" w:right="1440" w:bottom="1440" w:left="1440" w:header="504" w:footer="504" w:gutter="0"/>
+          <w:cols w:space="708"/>
+          <w:titlePg/>
+          <w:docGrid w:linePitch="360"/>
+        </w:sectPr>
+      </w:pPr>
+    </w:p>
+    <w:p>
+      <w:r/>
+    </w:p>
+    <w:p>
+      <w:pPr>
+        <w:pStyle w:val="Heading2"/>
+      </w:pPr>
+      <w:r>
+        <w:t>ECC</w:t>
+      </w:r>
+      <w:r/>
+    </w:p>
+    <w:p>
+      <w:r/>
+      <w:r>
+        <w:rPr>
+          <w:i/>
+        </w:rPr>
+        <w:t>Eclesiastes 1.1, Eclesiastes 1.2, Eclesiastes 1.2–11, Eclesiastes 1.3, Eclesiastes 1.4, Eclesiastes 1.7–8, Eclesiastes 1.11, Eclesiastes 1.12–2.26, Eclesiastes 1.13, Eclesiastes 1.14, Eclesiastes 2.1–11, Eclesiastes 2.3, Eclesiastes 2.4, Eclesiastes 2.4–8, Eclesiastes 2.7, Eclesiastes 2.8, Eclesiastes 2.9, Eclesiastes 2.10, Eclesiastes 2.11, Eclesiastes 2.12, Eclesiastes 2.12–23, Eclesiastes 2.13–14, Eclesiastes 2.15–16, Eclesiastes 2.17–20, Eclesiastes 2.19, Eclesiastes 2.21, Eclesiastes 2.24, Eclesiastes 2.24–26, Eclesiastes 2.26, Eclesiastes 3.1–8, Eclesiastes 3.2–8, Eclesiastes 3.9, Eclesiastes 3.9–14, Eclesiastes 3.10, Eclesiastes 3.11, Eclesiastes 3.12–13, Eclesiastes 3.14, Eclesiastes 3.15, Eclesiastes 3.16, Eclesiastes 3.16–5.7, Eclesiastes 3.17, Eclesiastes 3.19, Eclesiastes 3.20, Eclesiastes 3.21, Eclesiastes 3.22, Eclesiastes 4.1, Eclesiastes 4.2, Eclesiastes 4.4, Eclesiastes 4.5–6, Eclesiastes 4.7–8, Eclesiastes 4.9–12, Eclesiastes 4.13–14, Eclesiastes 4.15–16, Eclesiastes 5.1, Eclesiastes 5.3, Eclesiastes 5.4–5, Eclesiastes 5.7, Eclesiastes 5.8–9, Eclesiastes 5.10, Eclesiastes 5.12, Eclesiastes 5.13–14, Eclesiastes 5.16–17, Eclesiastes 5.18–20, Eclesiastes 6.1–2, Eclesiastes 6.3–6, Eclesiastes 6.7, Eclesiastes 6.8–9, Eclesiastes 6.10, Eclesiastes 6.10–7.22, Eclesiastes 6.11, Eclesiastes 6.12, Eclesiastes 7.1, Eclesiastes 7.1–4, Eclesiastes 7.2–6, Eclesiastes 7.3–4, Eclesiastes 7.5–6, Eclesiastes 7.8, Eclesiastes 7.9, Eclesiastes 7.11–12, Eclesiastes 7.13, Eclesiastes 7.14, Eclesiastes 7.16, Eclesiastes 7.17, Eclesiastes 7.19, Eclesiastes 7.20, Eclesiastes 7.22, Eclesiastes 7.23–25, Eclesiastes 7.26, Eclesiastes 7.28, Eclesiastes 7.29, Eclesiastes 8.1, Eclesiastes 8.2, Eclesiastes 8.3–4, Eclesiastes 8.6, Eclesiastes 8.7–8, Eclesiastes 8.9–11, Eclesiastes 8.12–13, Eclesiastes 8.15, Eclesiastes 8.16–17, Eclesiastes 8.16–9.12, Eclesiastes 9.1, Eclesiastes 9.2, Eclesiastes 9.3, Eclesiastes 9.4–6, Eclesiastes 9.7–10, Eclesiastes 9.10, Eclesiastes 9.11, Eclesiastes 9.13–18, Eclesiastes 9.18–10.1, Eclesiastes 10.2–3, Eclesiastes 10.4, Eclesiastes 10.5–7, Eclesiastes 10.7, Eclesiastes 10.8–9, Eclesiastes 10.10, Eclesiastes 10.11, Eclesiastes 10.12, Eclesiastes 10.14, Eclesiastes 10.15, Eclesiastes 10.15–20, Eclesiastes 10.16–17, Eclesiastes 10.18, Eclesiastes 10.19, Eclesiastes 10.20, Eclesiastes 11.1–2, Eclesiastes 11.1–6, Eclesiastes 11.3, Eclesiastes 11.5, Eclesiastes 11.9, Eclesiastes 11.10, Eclesiastes 12.1–2, Eclesiastes 12.1–7, Eclesiastes 12.3, Eclesiastes 12.5, Eclesiastes 12.6, Eclesiastes 12.7, Eclesiastes 12.8, Eclesiastes 12.9, Eclesiastes 12.9–14, Eclesiastes 12.11, Eclesiastes 12.12, Eclesiastes 12.13–14</w:t>
+      </w:r>
+      <w:r/>
+    </w:p>
+    <w:p>
+      <w:r/>
+      <w:r>
+        <w:t xml:space="preserve"> </w:t>
+      </w:r>
+      <w:r/>
+      <w:r/>
+    </w:p>
+    <w:p>
+      <w:pPr>
+        <w:sectPr>
           <w:footnotePr>
             <w:numRestart w:val="eachSect"/>
           </w:footnotePr>

--- a/por/docx/21.content.docx
+++ b/por/docx/21.content.docx
@@ -163,13 +163,6 @@
         <w:rPr>
           <w:lang w:val="pt_PT" w:bidi="pt_PT"/>
         </w:rPr>
-      </w:r>
-      <w:r>
-        <w:rPr>
-          <w:i/>
-          <w:lang w:val="pt_PT" w:bidi="pt_PT"/>
-        </w:rPr>
-        <w:t>Eclesiastes 1.1, Eclesiastes 1.2, Eclesiastes 1.2–11, Eclesiastes 1.3, Eclesiastes 1.4, Eclesiastes 1.7–8, Eclesiastes 1.11, Eclesiastes 1.12–2.26, Eclesiastes 1.13, Eclesiastes 1.14, Eclesiastes 2.1–11, Eclesiastes 2.3, Eclesiastes 2.4, Eclesiastes 2.4–8, Eclesiastes 2.7, Eclesiastes 2.8, Eclesiastes 2.9, Eclesiastes 2.10, Eclesiastes 2.11, Eclesiastes 2.12, Eclesiastes 2.12–23, Eclesiastes 2.13–14, Eclesiastes 2.15–16, Eclesiastes 2.17–20, Eclesiastes 2.19, Eclesiastes 2.21, Eclesiastes 2.24, Eclesiastes 2.24–26, Eclesiastes 2.26, Eclesiastes 3.1–8, Eclesiastes 3.2–8, Eclesiastes 3.9, Eclesiastes 3.9–14, Eclesiastes 3.10, Eclesiastes 3.11, Eclesiastes 3.12–13, Eclesiastes 3.14, Eclesiastes 3.15, Eclesiastes 3.16, Eclesiastes 3.16–5.7, Eclesiastes 3.17, Eclesiastes 3.19, Eclesiastes 3.20, Eclesiastes 3.21, Eclesiastes 3.22, Eclesiastes 4.1, Eclesiastes 4.2, Eclesiastes 4.4, Eclesiastes 4.5–6, Eclesiastes 4.7–8, Eclesiastes 4.9–12, Eclesiastes 4.13–14, Eclesiastes 4.15–16, Eclesiastes 5.1, Eclesiastes 5.3, Eclesiastes 5.4–5, Eclesiastes 5.7, Eclesiastes 5.8–9, Eclesiastes 5.10, Eclesiastes 5.12, Eclesiastes 5.13–14, Eclesiastes 5.16–17, Eclesiastes 5.18–20, Eclesiastes 6.1–2, Eclesiastes 6.3–6, Eclesiastes 6.7, Eclesiastes 6.8–9, Eclesiastes 6.10, Eclesiastes 6.10–7.22, Eclesiastes 6.11, Eclesiastes 6.12, Eclesiastes 7.1, Eclesiastes 7.1–4, Eclesiastes 7.2–6, Eclesiastes 7.3–4, Eclesiastes 7.5–6, Eclesiastes 7.8, Eclesiastes 7.9, Eclesiastes 7.11–12, Eclesiastes 7.13, Eclesiastes 7.14, Eclesiastes 7.16, Eclesiastes 7.17, Eclesiastes 7.19, Eclesiastes 7.20, Eclesiastes 7.22, Eclesiastes 7.23–25, Eclesiastes 7.26, Eclesiastes 7.28, Eclesiastes 7.29, Eclesiastes 8.1, Eclesiastes 8.2, Eclesiastes 8.3–4, Eclesiastes 8.6, Eclesiastes 8.7–8, Eclesiastes 8.9–11, Eclesiastes 8.12–13, Eclesiastes 8.15, Eclesiastes 8.16–17, Eclesiastes 8.16–9.12, Eclesiastes 9.1, Eclesiastes 9.2, Eclesiastes 9.3, Eclesiastes 9.4–6, Eclesiastes 9.7–10, Eclesiastes 9.10, Eclesiastes 9.11, Eclesiastes 9.13–18, Eclesiastes 9.18–10.1, Eclesiastes 10.2–3, Eclesiastes 10.4, Eclesiastes 10.5–7, Eclesiastes 10.7, Eclesiastes 10.8–9, Eclesiastes 10.10, Eclesiastes 10.11, Eclesiastes 10.12, Eclesiastes 10.14, Eclesiastes 10.15, Eclesiastes 10.15–20, Eclesiastes 10.16–17, Eclesiastes 10.18, Eclesiastes 10.19, Eclesiastes 10.20, Eclesiastes 11.1–2, Eclesiastes 11.1–6, Eclesiastes 11.3, Eclesiastes 11.5, Eclesiastes 11.9, Eclesiastes 11.10, Eclesiastes 12.1–2, Eclesiastes 12.1–7, Eclesiastes 12.3, Eclesiastes 12.5, Eclesiastes 12.6, Eclesiastes 12.7, Eclesiastes 12.8, Eclesiastes 12.9, Eclesiastes 12.9–14, Eclesiastes 12.11, Eclesiastes 12.12, Eclesiastes 12.13–14</w:t>
       </w:r>
       <w:r>
         <w:rPr>

--- a/por/docx/21.content.docx
+++ b/por/docx/21.content.docx
@@ -150,19 +150,6 @@
           <w:lang w:val="pt_PT" w:bidi="pt_PT"/>
         </w:rPr>
         <w:t>ECC</w:t>
-      </w:r>
-      <w:r>
-        <w:rPr>
-          <w:lang w:val="pt_PT" w:bidi="pt_PT"/>
-        </w:rPr>
-      </w:r>
-    </w:p>
-    <w:p>
-      <w:pPr/>
-      <w:r>
-        <w:rPr>
-          <w:lang w:val="pt_PT" w:bidi="pt_PT"/>
-        </w:rPr>
       </w:r>
       <w:r>
         <w:rPr>

--- a/por/docx/21.content.docx
+++ b/por/docx/21.content.docx
@@ -19,7 +19,7 @@
         <w:rPr>
           <w:lang w:val="pt_PT" w:bidi="pt_PT"/>
         </w:rPr>
-        <w:t>Resource: Notas de Estudo (Tyndale)</w:t>
+        <w:t>Resource: Tyndale Open Study Notes</w:t>
       </w:r>
       <w:r>
         <w:rPr>
@@ -112,7 +112,7 @@
         <w:rPr>
           <w:lang w:val="pt_PT" w:bidi="pt_PT"/>
         </w:rPr>
-        <w:t>Notas de Estudo (Tyndale)</w:t>
+        <w:t>Tyndale Open Study Notes</w:t>
       </w:r>
     </w:p>
     <w:p>

--- a/por/docx/21.content.docx
+++ b/por/docx/21.content.docx
@@ -19,7 +19,7 @@
         <w:rPr>
           <w:lang w:val="pt_PT" w:bidi="pt_PT"/>
         </w:rPr>
-        <w:t>Resource: Tyndale Open Study Notes</w:t>
+        <w:t>Resource: Aquifer Open Study Notes</w:t>
       </w:r>
       <w:r>
         <w:rPr>
@@ -112,7 +112,7 @@
         <w:rPr>
           <w:lang w:val="pt_PT" w:bidi="pt_PT"/>
         </w:rPr>
-        <w:t>Tyndale Open Study Notes</w:t>
+        <w:t>Aquifer Open Study Notes</w:t>
       </w:r>
     </w:p>
     <w:p>

--- a/por/docx/21.content.docx
+++ b/por/docx/21.content.docx
@@ -246,54 +246,36 @@
         </w:rPr>
         <w:t xml:space="preserve">), mas o filho do Rei Davi provavelmente se refere a Salomão (veja também </w:t>
       </w:r>
-      <w:hyperlink r:id="rId13">
-        <w:r>
-          <w:rPr>
-            <w:lang w:val="pt_PT" w:bidi="pt_PT"/>
-          </w:rPr>
-          <w:rPr>
-            <w:color w:val="0000EE"/>
-            <w:u w:val="single"/>
-          </w:rPr>
-          <w:t>1.12</w:t>
-        </w:r>
-      </w:hyperlink>
+      <w:r>
+        <w:rPr>
+          <w:lang w:val="pt_PT" w:bidi="pt_PT"/>
+        </w:rPr>
+        <w:t>1.12</w:t>
+      </w:r>
       <w:r>
         <w:rPr>
           <w:lang w:val="pt_PT" w:bidi="pt_PT"/>
         </w:rPr>
         <w:t>,</w:t>
       </w:r>
-      <w:hyperlink r:id="rId14">
-        <w:r>
-          <w:rPr>
-            <w:lang w:val="pt_PT" w:bidi="pt_PT"/>
-          </w:rPr>
-          <w:rPr>
-            <w:color w:val="0000EE"/>
-            <w:u w:val="single"/>
-          </w:rPr>
-          <w:t>16</w:t>
-        </w:r>
-      </w:hyperlink>
+      <w:r>
+        <w:rPr>
+          <w:lang w:val="pt_PT" w:bidi="pt_PT"/>
+        </w:rPr>
+        <w:t>16</w:t>
+      </w:r>
       <w:r>
         <w:rPr>
           <w:lang w:val="pt_PT" w:bidi="pt_PT"/>
         </w:rPr>
         <w:t xml:space="preserve">; </w:t>
       </w:r>
-      <w:hyperlink r:id="rId15">
-        <w:r>
-          <w:rPr>
-            <w:lang w:val="pt_PT" w:bidi="pt_PT"/>
-          </w:rPr>
-          <w:rPr>
-            <w:color w:val="0000EE"/>
-            <w:u w:val="single"/>
-          </w:rPr>
-          <w:t>2.4–9</w:t>
-        </w:r>
-      </w:hyperlink>
+      <w:r>
+        <w:rPr>
+          <w:lang w:val="pt_PT" w:bidi="pt_PT"/>
+        </w:rPr>
+        <w:t>2.4–9</w:t>
+      </w:r>
       <w:r>
         <w:rPr>
           <w:lang w:val="pt_PT" w:bidi="pt_PT"/>
@@ -470,36 +452,24 @@
         </w:rPr>
         <w:t>A expressão idiomática hebraica "debaixo do sol" é usado vinte e nove vezes em Eclesiastes. Algumas traduções, às vezes, a traduz com expressões como “aqui na terra” (</w:t>
       </w:r>
-      <w:hyperlink r:id="rId16">
-        <w:r>
-          <w:rPr>
-            <w:lang w:val="pt_PT" w:bidi="pt_PT"/>
-          </w:rPr>
-          <w:rPr>
-            <w:color w:val="0000EE"/>
-            <w:u w:val="single"/>
-          </w:rPr>
-          <w:t>2.18</w:t>
-        </w:r>
-      </w:hyperlink>
+      <w:r>
+        <w:rPr>
+          <w:lang w:val="pt_PT" w:bidi="pt_PT"/>
+        </w:rPr>
+        <w:t>2.18</w:t>
+      </w:r>
       <w:r>
         <w:rPr>
           <w:lang w:val="pt_PT" w:bidi="pt_PT"/>
         </w:rPr>
         <w:t>) ou “neste mundo” (</w:t>
       </w:r>
-      <w:hyperlink r:id="rId17">
-        <w:r>
-          <w:rPr>
-            <w:lang w:val="pt_PT" w:bidi="pt_PT"/>
-          </w:rPr>
-          <w:rPr>
-            <w:color w:val="0000EE"/>
-            <w:u w:val="single"/>
-          </w:rPr>
-          <w:t>2.20</w:t>
-        </w:r>
-      </w:hyperlink>
+      <w:r>
+        <w:rPr>
+          <w:lang w:val="pt_PT" w:bidi="pt_PT"/>
+        </w:rPr>
+        <w:t>2.20</w:t>
+      </w:r>
       <w:r>
         <w:rPr>
           <w:lang w:val="pt_PT" w:bidi="pt_PT"/>
@@ -746,18 +716,12 @@
         </w:rPr>
         <w:t>Deus nos deu uma existência trágica: As duras realidades da experiência humana nos lembram da Queda no Éden (</w:t>
       </w:r>
-      <w:hyperlink r:id="rId18">
-        <w:r>
-          <w:rPr>
-            <w:lang w:val="pt_PT" w:bidi="pt_PT"/>
-          </w:rPr>
-          <w:rPr>
-            <w:color w:val="0000EE"/>
-            <w:u w:val="single"/>
-          </w:rPr>
-          <w:t>Gn 3</w:t>
-        </w:r>
-      </w:hyperlink>
+      <w:r>
+        <w:rPr>
+          <w:lang w:val="pt_PT" w:bidi="pt_PT"/>
+        </w:rPr>
+        <w:t>Gn 3</w:t>
+      </w:r>
       <w:r>
         <w:rPr>
           <w:lang w:val="pt_PT" w:bidi="pt_PT"/>
@@ -921,18 +885,12 @@
         </w:rPr>
         <w:t xml:space="preserve"> mas ele fez isso enquanto ainda buscava sabedoria — ou seja, durante sua tentativa de entender como experimentar... felicidade. Isso provou ser vazio (</w:t>
       </w:r>
-      <w:hyperlink r:id="rId19">
-        <w:r>
-          <w:rPr>
-            <w:lang w:val="pt_PT" w:bidi="pt_PT"/>
-          </w:rPr>
-          <w:rPr>
-            <w:color w:val="0000EE"/>
-            <w:u w:val="single"/>
-          </w:rPr>
-          <w:t>2.11</w:t>
-        </w:r>
-      </w:hyperlink>
+      <w:r>
+        <w:rPr>
+          <w:lang w:val="pt_PT" w:bidi="pt_PT"/>
+        </w:rPr>
+        <w:t>2.11</w:t>
+      </w:r>
       <w:r>
         <w:rPr>
           <w:lang w:val="pt_PT" w:bidi="pt_PT"/>
@@ -987,18 +945,12 @@
         </w:rPr>
         <w:t xml:space="preserve">Os vinhedos de Salomão são mencionados em </w:t>
       </w:r>
-      <w:hyperlink r:id="rId20">
-        <w:r>
-          <w:rPr>
-            <w:lang w:val="pt_PT" w:bidi="pt_PT"/>
-          </w:rPr>
-          <w:rPr>
-            <w:color w:val="0000EE"/>
-            <w:u w:val="single"/>
-          </w:rPr>
-          <w:t>Cântico dos cânticos 8.11–12</w:t>
-        </w:r>
-      </w:hyperlink>
+      <w:r>
+        <w:rPr>
+          <w:lang w:val="pt_PT" w:bidi="pt_PT"/>
+        </w:rPr>
+        <w:t>Cântico dos cânticos 8.11–12</w:t>
+      </w:r>
       <w:r>
         <w:rPr>
           <w:lang w:val="pt_PT" w:bidi="pt_PT"/>
@@ -1053,36 +1005,24 @@
         </w:rPr>
         <w:t xml:space="preserve">As realizações de construção de Salomão variaram de pórticos e portões a cidades inteiras (veja </w:t>
       </w:r>
-      <w:hyperlink r:id="rId21">
-        <w:r>
-          <w:rPr>
-            <w:lang w:val="pt_PT" w:bidi="pt_PT"/>
-          </w:rPr>
-          <w:rPr>
-            <w:color w:val="0000EE"/>
-            <w:u w:val="single"/>
-          </w:rPr>
-          <w:t>1Rs 9.15–19</w:t>
-        </w:r>
-      </w:hyperlink>
+      <w:r>
+        <w:rPr>
+          <w:lang w:val="pt_PT" w:bidi="pt_PT"/>
+        </w:rPr>
+        <w:t>1Rs 9.15–19</w:t>
+      </w:r>
       <w:r>
         <w:rPr>
           <w:lang w:val="pt_PT" w:bidi="pt_PT"/>
         </w:rPr>
         <w:t xml:space="preserve">). Esses projetos, destinados principalmente ao seu próprio prazer, incluíam o palácio e os edifícios que o acompanhavam (veja </w:t>
       </w:r>
-      <w:hyperlink r:id="rId22">
-        <w:r>
-          <w:rPr>
-            <w:lang w:val="pt_PT" w:bidi="pt_PT"/>
-          </w:rPr>
-          <w:rPr>
-            <w:color w:val="0000EE"/>
-            <w:u w:val="single"/>
-          </w:rPr>
-          <w:t>1Rs 7.1–12</w:t>
-        </w:r>
-      </w:hyperlink>
+      <w:r>
+        <w:rPr>
+          <w:lang w:val="pt_PT" w:bidi="pt_PT"/>
+        </w:rPr>
+        <w:t>1Rs 7.1–12</w:t>
+      </w:r>
       <w:r>
         <w:rPr>
           <w:lang w:val="pt_PT" w:bidi="pt_PT"/>
@@ -1137,36 +1077,24 @@
         </w:rPr>
         <w:t>Os escravos de Salomão,... grandes rebanhos e manadas eram numerosos, e cuidar deles consumia vastos recursos (</w:t>
       </w:r>
-      <w:hyperlink r:id="rId23">
-        <w:r>
-          <w:rPr>
-            <w:lang w:val="pt_PT" w:bidi="pt_PT"/>
-          </w:rPr>
-          <w:rPr>
-            <w:color w:val="0000EE"/>
-            <w:u w:val="single"/>
-          </w:rPr>
-          <w:t>1Rs 4.22–23</w:t>
-        </w:r>
-      </w:hyperlink>
+      <w:r>
+        <w:rPr>
+          <w:lang w:val="pt_PT" w:bidi="pt_PT"/>
+        </w:rPr>
+        <w:t>1Rs 4.22–23</w:t>
+      </w:r>
       <w:r>
         <w:rPr>
           <w:lang w:val="pt_PT" w:bidi="pt_PT"/>
         </w:rPr>
         <w:t xml:space="preserve">; </w:t>
       </w:r>
-      <w:hyperlink r:id="rId24">
-        <w:r>
-          <w:rPr>
-            <w:lang w:val="pt_PT" w:bidi="pt_PT"/>
-          </w:rPr>
-          <w:rPr>
-            <w:color w:val="0000EE"/>
-            <w:u w:val="single"/>
-          </w:rPr>
-          <w:t>9.20–21</w:t>
-        </w:r>
-      </w:hyperlink>
+      <w:r>
+        <w:rPr>
+          <w:lang w:val="pt_PT" w:bidi="pt_PT"/>
+        </w:rPr>
+        <w:t>9.20–21</w:t>
+      </w:r>
       <w:r>
         <w:rPr>
           <w:lang w:val="pt_PT" w:bidi="pt_PT"/>
@@ -1221,126 +1149,84 @@
         </w:rPr>
         <w:t>prata e ouro... reis e províncias: Salomão governou desde o Crescente Fértil (norte e leste de Israel) até a fronteira do Egito no sul. Sua riqueza em metais preciosos veio do comércio, presentes de governantes admiradores de outras nações e impostos das terras que ele mantinha dentro de seu império (</w:t>
       </w:r>
-      <w:hyperlink r:id="rId25">
-        <w:r>
-          <w:rPr>
-            <w:lang w:val="pt_PT" w:bidi="pt_PT"/>
-          </w:rPr>
-          <w:rPr>
-            <w:color w:val="0000EE"/>
-            <w:u w:val="single"/>
-          </w:rPr>
-          <w:t>1Rs 4.21</w:t>
-        </w:r>
-      </w:hyperlink>
+      <w:r>
+        <w:rPr>
+          <w:lang w:val="pt_PT" w:bidi="pt_PT"/>
+        </w:rPr>
+        <w:t>1Rs 4.21</w:t>
+      </w:r>
       <w:r>
         <w:rPr>
           <w:lang w:val="pt_PT" w:bidi="pt_PT"/>
         </w:rPr>
         <w:t xml:space="preserve">; </w:t>
       </w:r>
-      <w:hyperlink r:id="rId26">
-        <w:r>
-          <w:rPr>
-            <w:lang w:val="pt_PT" w:bidi="pt_PT"/>
-          </w:rPr>
-          <w:rPr>
-            <w:color w:val="0000EE"/>
-            <w:u w:val="single"/>
-          </w:rPr>
-          <w:t>9.28</w:t>
-        </w:r>
-      </w:hyperlink>
+      <w:r>
+        <w:rPr>
+          <w:lang w:val="pt_PT" w:bidi="pt_PT"/>
+        </w:rPr>
+        <w:t>9.28</w:t>
+      </w:r>
       <w:r>
         <w:rPr>
           <w:lang w:val="pt_PT" w:bidi="pt_PT"/>
         </w:rPr>
         <w:t xml:space="preserve">; </w:t>
       </w:r>
-      <w:hyperlink r:id="rId27">
-        <w:r>
-          <w:rPr>
-            <w:lang w:val="pt_PT" w:bidi="pt_PT"/>
-          </w:rPr>
-          <w:rPr>
-            <w:color w:val="0000EE"/>
-            <w:u w:val="single"/>
-          </w:rPr>
-          <w:t>10.14</w:t>
-        </w:r>
-      </w:hyperlink>
+      <w:r>
+        <w:rPr>
+          <w:lang w:val="pt_PT" w:bidi="pt_PT"/>
+        </w:rPr>
+        <w:t>10.14</w:t>
+      </w:r>
       <w:r>
         <w:rPr>
           <w:lang w:val="pt_PT" w:bidi="pt_PT"/>
         </w:rPr>
         <w:t>,</w:t>
       </w:r>
-      <w:hyperlink r:id="rId28">
-        <w:r>
-          <w:rPr>
-            <w:lang w:val="pt_PT" w:bidi="pt_PT"/>
-          </w:rPr>
-          <w:rPr>
-            <w:color w:val="0000EE"/>
-            <w:u w:val="single"/>
-          </w:rPr>
-          <w:t>22–25</w:t>
-        </w:r>
-      </w:hyperlink>
+      <w:r>
+        <w:rPr>
+          <w:lang w:val="pt_PT" w:bidi="pt_PT"/>
+        </w:rPr>
+        <w:t>22–25</w:t>
+      </w:r>
       <w:r>
         <w:rPr>
           <w:lang w:val="pt_PT" w:bidi="pt_PT"/>
         </w:rPr>
         <w:t xml:space="preserve">; </w:t>
       </w:r>
-      <w:hyperlink r:id="rId29">
-        <w:r>
-          <w:rPr>
-            <w:lang w:val="pt_PT" w:bidi="pt_PT"/>
-          </w:rPr>
-          <w:rPr>
-            <w:color w:val="0000EE"/>
-            <w:u w:val="single"/>
-          </w:rPr>
-          <w:t>1Cr 29.4</w:t>
-        </w:r>
-      </w:hyperlink>
+      <w:r>
+        <w:rPr>
+          <w:lang w:val="pt_PT" w:bidi="pt_PT"/>
+        </w:rPr>
+        <w:t>1Cr 29.4</w:t>
+      </w:r>
       <w:r>
         <w:rPr>
           <w:lang w:val="pt_PT" w:bidi="pt_PT"/>
         </w:rPr>
         <w:t xml:space="preserve">; </w:t>
       </w:r>
-      <w:hyperlink r:id="rId30">
-        <w:r>
-          <w:rPr>
-            <w:lang w:val="pt_PT" w:bidi="pt_PT"/>
-          </w:rPr>
-          <w:rPr>
-            <w:color w:val="0000EE"/>
-            <w:u w:val="single"/>
-          </w:rPr>
-          <w:t>2Cr 9.26–27</w:t>
-        </w:r>
-      </w:hyperlink>
+      <w:r>
+        <w:rPr>
+          <w:lang w:val="pt_PT" w:bidi="pt_PT"/>
+        </w:rPr>
+        <w:t>2Cr 9.26–27</w:t>
+      </w:r>
       <w:r>
         <w:rPr>
           <w:lang w:val="pt_PT" w:bidi="pt_PT"/>
         </w:rPr>
         <w:t>). • muitas belas concubinas: Salomão tinha 700 esposas e 300 concubinas no final de seu reinado (</w:t>
       </w:r>
-      <w:hyperlink r:id="rId31">
-        <w:r>
-          <w:rPr>
-            <w:lang w:val="pt_PT" w:bidi="pt_PT"/>
-          </w:rPr>
-          <w:rPr>
-            <w:color w:val="0000EE"/>
-            <w:u w:val="single"/>
-          </w:rPr>
-          <w:t>1Rs 11.3</w:t>
-        </w:r>
-      </w:hyperlink>
+      <w:r>
+        <w:rPr>
+          <w:lang w:val="pt_PT" w:bidi="pt_PT"/>
+        </w:rPr>
+        <w:t>1Rs 11.3</w:t>
+      </w:r>
       <w:r>
         <w:rPr>
           <w:lang w:val="pt_PT" w:bidi="pt_PT"/>
@@ -1395,54 +1281,36 @@
         </w:rPr>
         <w:t xml:space="preserve">Eu me tornei maior: Cp. </w:t>
       </w:r>
-      <w:hyperlink r:id="rId32">
-        <w:r>
-          <w:rPr>
-            <w:lang w:val="pt_PT" w:bidi="pt_PT"/>
-          </w:rPr>
-          <w:rPr>
-            <w:color w:val="0000EE"/>
-            <w:u w:val="single"/>
-          </w:rPr>
-          <w:t>1Rs 10.23</w:t>
-        </w:r>
-      </w:hyperlink>
+      <w:r>
+        <w:rPr>
+          <w:lang w:val="pt_PT" w:bidi="pt_PT"/>
+        </w:rPr>
+        <w:t>1Rs 10.23</w:t>
+      </w:r>
       <w:r>
         <w:rPr>
           <w:lang w:val="pt_PT" w:bidi="pt_PT"/>
         </w:rPr>
         <w:t xml:space="preserve">. • A sabedoria de Salomão possibilitou sua ascensão bem-sucedida em poder e prosperidade (veja </w:t>
       </w:r>
-      <w:hyperlink r:id="rId33">
-        <w:r>
-          <w:rPr>
-            <w:lang w:val="pt_PT" w:bidi="pt_PT"/>
-          </w:rPr>
-          <w:rPr>
-            <w:color w:val="0000EE"/>
-            <w:u w:val="single"/>
-          </w:rPr>
-          <w:t>1Rs 3.2–14</w:t>
-        </w:r>
-      </w:hyperlink>
+      <w:r>
+        <w:rPr>
+          <w:lang w:val="pt_PT" w:bidi="pt_PT"/>
+        </w:rPr>
+        <w:t>1Rs 3.2–14</w:t>
+      </w:r>
       <w:r>
         <w:rPr>
           <w:lang w:val="pt_PT" w:bidi="pt_PT"/>
         </w:rPr>
         <w:t xml:space="preserve">; </w:t>
       </w:r>
-      <w:hyperlink r:id="rId34">
-        <w:r>
-          <w:rPr>
-            <w:lang w:val="pt_PT" w:bidi="pt_PT"/>
-          </w:rPr>
-          <w:rPr>
-            <w:color w:val="0000EE"/>
-            <w:u w:val="single"/>
-          </w:rPr>
-          <w:t>4.20–34</w:t>
-        </w:r>
-      </w:hyperlink>
+      <w:r>
+        <w:rPr>
+          <w:lang w:val="pt_PT" w:bidi="pt_PT"/>
+        </w:rPr>
+        <w:t>4.20–34</w:t>
+      </w:r>
       <w:r>
         <w:rPr>
           <w:lang w:val="pt_PT" w:bidi="pt_PT"/>
@@ -1497,36 +1365,24 @@
         </w:rPr>
         <w:t>Eu até encontrei grande prazer no trabalho árduo: O Pregador introduz um tema significativo e repetitivo: A alegria vem do trabalho sábio e rigoroso (</w:t>
       </w:r>
-      <w:hyperlink r:id="rId35">
-        <w:r>
-          <w:rPr>
-            <w:lang w:val="pt_PT" w:bidi="pt_PT"/>
-          </w:rPr>
-          <w:rPr>
-            <w:color w:val="0000EE"/>
-            <w:u w:val="single"/>
-          </w:rPr>
-          <w:t>5.12</w:t>
-        </w:r>
-      </w:hyperlink>
+      <w:r>
+        <w:rPr>
+          <w:lang w:val="pt_PT" w:bidi="pt_PT"/>
+        </w:rPr>
+        <w:t>5.12</w:t>
+      </w:r>
       <w:r>
         <w:rPr>
           <w:lang w:val="pt_PT" w:bidi="pt_PT"/>
         </w:rPr>
         <w:t>,</w:t>
       </w:r>
-      <w:hyperlink r:id="rId36">
-        <w:r>
-          <w:rPr>
-            <w:lang w:val="pt_PT" w:bidi="pt_PT"/>
-          </w:rPr>
-          <w:rPr>
-            <w:color w:val="0000EE"/>
-            <w:u w:val="single"/>
-          </w:rPr>
-          <w:t>18–20</w:t>
-        </w:r>
-      </w:hyperlink>
+      <w:r>
+        <w:rPr>
+          <w:lang w:val="pt_PT" w:bidi="pt_PT"/>
+        </w:rPr>
+        <w:t>18–20</w:t>
+      </w:r>
       <w:r>
         <w:rPr>
           <w:lang w:val="pt_PT" w:bidi="pt_PT"/>
@@ -1581,18 +1437,12 @@
         </w:rPr>
         <w:t>sem sentido... nada realmente valioso: A realização só traz desesperança e desânimo porque a própria realização não tem significado duradouro (</w:t>
       </w:r>
-      <w:hyperlink r:id="rId37">
-        <w:r>
-          <w:rPr>
-            <w:lang w:val="pt_PT" w:bidi="pt_PT"/>
-          </w:rPr>
-          <w:rPr>
-            <w:color w:val="0000EE"/>
-            <w:u w:val="single"/>
-          </w:rPr>
-          <w:t>2.18–23</w:t>
-        </w:r>
-      </w:hyperlink>
+      <w:r>
+        <w:rPr>
+          <w:lang w:val="pt_PT" w:bidi="pt_PT"/>
+        </w:rPr>
+        <w:t>2.18–23</w:t>
+      </w:r>
       <w:r>
         <w:rPr>
           <w:lang w:val="pt_PT" w:bidi="pt_PT"/>
@@ -1647,18 +1497,12 @@
         </w:rPr>
         <w:t>quem pode fazer isso melhor do que eu, o rei? Ninguém depois do Pregador terá uma perspectiva melhor para comparar sabedoria e tolice, porque nada de novo será feito debaixo do sol (</w:t>
       </w:r>
-      <w:hyperlink r:id="rId38">
-        <w:r>
-          <w:rPr>
-            <w:lang w:val="pt_PT" w:bidi="pt_PT"/>
-          </w:rPr>
-          <w:rPr>
-            <w:color w:val="0000EE"/>
-            <w:u w:val="single"/>
-          </w:rPr>
-          <w:t>1.9–10</w:t>
-        </w:r>
-      </w:hyperlink>
+      <w:r>
+        <w:rPr>
+          <w:lang w:val="pt_PT" w:bidi="pt_PT"/>
+        </w:rPr>
+        <w:t>1.9–10</w:t>
+      </w:r>
       <w:r>
         <w:rPr>
           <w:lang w:val="pt_PT" w:bidi="pt_PT"/>
@@ -1713,54 +1557,36 @@
         </w:rPr>
         <w:t>O Pregador agora examina o valor da sabedoria (</w:t>
       </w:r>
-      <w:hyperlink r:id="rId39">
-        <w:r>
-          <w:rPr>
-            <w:lang w:val="pt_PT" w:bidi="pt_PT"/>
-          </w:rPr>
-          <w:rPr>
-            <w:color w:val="0000EE"/>
-            <w:u w:val="single"/>
-          </w:rPr>
-          <w:t>2.12–17</w:t>
-        </w:r>
-      </w:hyperlink>
+      <w:r>
+        <w:rPr>
+          <w:lang w:val="pt_PT" w:bidi="pt_PT"/>
+        </w:rPr>
+        <w:t>2.12–17</w:t>
+      </w:r>
       <w:r>
         <w:rPr>
           <w:lang w:val="pt_PT" w:bidi="pt_PT"/>
         </w:rPr>
         <w:t>) e do trabalho árduo (</w:t>
       </w:r>
-      <w:hyperlink r:id="rId37">
-        <w:r>
-          <w:rPr>
-            <w:lang w:val="pt_PT" w:bidi="pt_PT"/>
-          </w:rPr>
-          <w:rPr>
-            <w:color w:val="0000EE"/>
-            <w:u w:val="single"/>
-          </w:rPr>
-          <w:t>2.18–23</w:t>
-        </w:r>
-      </w:hyperlink>
+      <w:r>
+        <w:rPr>
+          <w:lang w:val="pt_PT" w:bidi="pt_PT"/>
+        </w:rPr>
+        <w:t>2.18–23</w:t>
+      </w:r>
       <w:r>
         <w:rPr>
           <w:lang w:val="pt_PT" w:bidi="pt_PT"/>
         </w:rPr>
         <w:t>). Estes também são “sem sentido” (</w:t>
       </w:r>
-      <w:hyperlink r:id="rId40">
-        <w:r>
-          <w:rPr>
-            <w:lang w:val="pt_PT" w:bidi="pt_PT"/>
-          </w:rPr>
-          <w:rPr>
-            <w:color w:val="0000EE"/>
-            <w:u w:val="single"/>
-          </w:rPr>
-          <w:t>2.17</w:t>
-        </w:r>
-      </w:hyperlink>
+      <w:r>
+        <w:rPr>
+          <w:lang w:val="pt_PT" w:bidi="pt_PT"/>
+        </w:rPr>
+        <w:t>2.17</w:t>
+      </w:r>
       <w:r>
         <w:rPr>
           <w:lang w:val="pt_PT" w:bidi="pt_PT"/>
@@ -1815,18 +1641,12 @@
         </w:rPr>
         <w:t>A sabedoria é melhor do que a tolice: A sabedoria tem valor para navegar na vida com sucesso. No entanto, não pode salvar alguém do destino da morte ou fornecer significado (</w:t>
       </w:r>
-      <w:hyperlink r:id="rId41">
-        <w:r>
-          <w:rPr>
-            <w:lang w:val="pt_PT" w:bidi="pt_PT"/>
-          </w:rPr>
-          <w:rPr>
-            <w:color w:val="0000EE"/>
-            <w:u w:val="single"/>
-          </w:rPr>
-          <w:t>2.15–16</w:t>
-        </w:r>
-      </w:hyperlink>
+      <w:r>
+        <w:rPr>
+          <w:lang w:val="pt_PT" w:bidi="pt_PT"/>
+        </w:rPr>
+        <w:t>2.15–16</w:t>
+      </w:r>
       <w:r>
         <w:rPr>
           <w:lang w:val="pt_PT" w:bidi="pt_PT"/>
@@ -1894,36 +1714,24 @@
         </w:rPr>
         <w:t xml:space="preserve"> qual é a vantagem de ser sábio? Já que as vidas de pessoas sábias e tolas são passageiras, a conclusão é que tudo é sem sentido. • ambos serão esquecidos: Aqueles que nos sucederem não se lembrarão de nós ou de nossas realizações, então nossos esforços não resultarão em nada (cp. </w:t>
       </w:r>
-      <w:hyperlink r:id="rId42">
-        <w:r>
-          <w:rPr>
-            <w:lang w:val="pt_PT" w:bidi="pt_PT"/>
-          </w:rPr>
-          <w:rPr>
-            <w:color w:val="0000EE"/>
-            <w:u w:val="single"/>
-          </w:rPr>
-          <w:t>1.11</w:t>
-        </w:r>
-      </w:hyperlink>
+      <w:r>
+        <w:rPr>
+          <w:lang w:val="pt_PT" w:bidi="pt_PT"/>
+        </w:rPr>
+        <w:t>1.11</w:t>
+      </w:r>
       <w:r>
         <w:rPr>
           <w:lang w:val="pt_PT" w:bidi="pt_PT"/>
         </w:rPr>
         <w:t xml:space="preserve">; </w:t>
       </w:r>
-      <w:hyperlink r:id="rId43">
-        <w:r>
-          <w:rPr>
-            <w:lang w:val="pt_PT" w:bidi="pt_PT"/>
-          </w:rPr>
-          <w:rPr>
-            <w:color w:val="0000EE"/>
-            <w:u w:val="single"/>
-          </w:rPr>
-          <w:t>9.13–16</w:t>
-        </w:r>
-      </w:hyperlink>
+      <w:r>
+        <w:rPr>
+          <w:lang w:val="pt_PT" w:bidi="pt_PT"/>
+        </w:rPr>
+        <w:t>9.13–16</w:t>
+      </w:r>
       <w:r>
         <w:rPr>
           <w:lang w:val="pt_PT" w:bidi="pt_PT"/>
@@ -1978,54 +1786,36 @@
         </w:rPr>
         <w:t>O Pregador passou a odiar a vida por causa de suas tristezas (</w:t>
       </w:r>
-      <w:hyperlink r:id="rId44">
-        <w:r>
-          <w:rPr>
-            <w:lang w:val="pt_PT" w:bidi="pt_PT"/>
-          </w:rPr>
-          <w:rPr>
-            <w:color w:val="0000EE"/>
-            <w:u w:val="single"/>
-          </w:rPr>
-          <w:t>1.18</w:t>
-        </w:r>
-      </w:hyperlink>
+      <w:r>
+        <w:rPr>
+          <w:lang w:val="pt_PT" w:bidi="pt_PT"/>
+        </w:rPr>
+        <w:t>1.18</w:t>
+      </w:r>
       <w:r>
         <w:rPr>
           <w:lang w:val="pt_PT" w:bidi="pt_PT"/>
         </w:rPr>
         <w:t>), labutas (</w:t>
       </w:r>
-      <w:hyperlink r:id="rId16">
-        <w:r>
-          <w:rPr>
-            <w:lang w:val="pt_PT" w:bidi="pt_PT"/>
-          </w:rPr>
-          <w:rPr>
-            <w:color w:val="0000EE"/>
-            <w:u w:val="single"/>
-          </w:rPr>
-          <w:t>2.18</w:t>
-        </w:r>
-      </w:hyperlink>
+      <w:r>
+        <w:rPr>
+          <w:lang w:val="pt_PT" w:bidi="pt_PT"/>
+        </w:rPr>
+        <w:t>2.18</w:t>
+      </w:r>
       <w:r>
         <w:rPr>
           <w:lang w:val="pt_PT" w:bidi="pt_PT"/>
         </w:rPr>
         <w:t>) e aparente futilidade (</w:t>
       </w:r>
-      <w:hyperlink r:id="rId45">
-        <w:r>
-          <w:rPr>
-            <w:lang w:val="pt_PT" w:bidi="pt_PT"/>
-          </w:rPr>
-          <w:rPr>
-            <w:color w:val="0000EE"/>
-            <w:u w:val="single"/>
-          </w:rPr>
-          <w:t>2.19–20</w:t>
-        </w:r>
-      </w:hyperlink>
+      <w:r>
+        <w:rPr>
+          <w:lang w:val="pt_PT" w:bidi="pt_PT"/>
+        </w:rPr>
+        <w:t>2.19–20</w:t>
+      </w:r>
       <w:r>
         <w:rPr>
           <w:lang w:val="pt_PT" w:bidi="pt_PT"/>
@@ -2080,18 +1870,12 @@
         </w:rPr>
         <w:t xml:space="preserve">Sucessores tolos, destrutivos, são uma ameaça maior às realizações sábias do que sucessores sábios. Como o Pregador não podia prever que tipo de sucessores teria, suas realizações eram sem sentido para ele. O sucessor imediato de Salomão — seu filho Roboão — acabou sendo tolo (veja </w:t>
       </w:r>
-      <w:hyperlink r:id="rId46">
-        <w:r>
-          <w:rPr>
-            <w:lang w:val="pt_PT" w:bidi="pt_PT"/>
-          </w:rPr>
-          <w:rPr>
-            <w:color w:val="0000EE"/>
-            <w:u w:val="single"/>
-          </w:rPr>
-          <w:t>1Rs 12.1–20</w:t>
-        </w:r>
-      </w:hyperlink>
+      <w:r>
+        <w:rPr>
+          <w:lang w:val="pt_PT" w:bidi="pt_PT"/>
+        </w:rPr>
+        <w:t>1Rs 12.1–20</w:t>
+      </w:r>
       <w:r>
         <w:rPr>
           <w:lang w:val="pt_PT" w:bidi="pt_PT"/>
@@ -2146,18 +1930,12 @@
         </w:rPr>
         <w:t xml:space="preserve">trabalhe sabiamente com conhecimento e habilidade: Habilidade no trabalho é uma expressão de sabedoria (e.g., veja </w:t>
       </w:r>
-      <w:hyperlink r:id="rId47">
-        <w:r>
-          <w:rPr>
-            <w:lang w:val="pt_PT" w:bidi="pt_PT"/>
-          </w:rPr>
-          <w:rPr>
-            <w:color w:val="0000EE"/>
-            <w:u w:val="single"/>
-          </w:rPr>
-          <w:t>Êx 31.1–5</w:t>
-        </w:r>
-      </w:hyperlink>
+      <w:r>
+        <w:rPr>
+          <w:lang w:val="pt_PT" w:bidi="pt_PT"/>
+        </w:rPr>
+        <w:t>Êx 31.1–5</w:t>
+      </w:r>
       <w:r>
         <w:rPr>
           <w:lang w:val="pt_PT" w:bidi="pt_PT"/>
@@ -2260,36 +2038,24 @@
         </w:rPr>
         <w:t>Embora a vida “debaixo do sol” (</w:t>
       </w:r>
-      <w:hyperlink r:id="rId48">
-        <w:r>
-          <w:rPr>
-            <w:lang w:val="pt_PT" w:bidi="pt_PT"/>
-          </w:rPr>
-          <w:rPr>
-            <w:color w:val="0000EE"/>
-            <w:u w:val="single"/>
-          </w:rPr>
-          <w:t>1.3</w:t>
-        </w:r>
-      </w:hyperlink>
+      <w:r>
+        <w:rPr>
+          <w:lang w:val="pt_PT" w:bidi="pt_PT"/>
+        </w:rPr>
+        <w:t>1.3</w:t>
+      </w:r>
       <w:r>
         <w:rPr>
           <w:lang w:val="pt_PT" w:bidi="pt_PT"/>
         </w:rPr>
         <w:t>) seja como um vapor (</w:t>
       </w:r>
-      <w:hyperlink r:id="rId49">
-        <w:r>
-          <w:rPr>
-            <w:lang w:val="pt_PT" w:bidi="pt_PT"/>
-          </w:rPr>
-          <w:rPr>
-            <w:color w:val="0000EE"/>
-            <w:u w:val="single"/>
-          </w:rPr>
-          <w:t>2.23</w:t>
-        </w:r>
-      </w:hyperlink>
+      <w:r>
+        <w:rPr>
+          <w:lang w:val="pt_PT" w:bidi="pt_PT"/>
+        </w:rPr>
+        <w:t>2.23</w:t>
+      </w:r>
       <w:r>
         <w:rPr>
           <w:lang w:val="pt_PT" w:bidi="pt_PT"/>
@@ -2405,72 +2171,48 @@
         </w:rPr>
         <w:t xml:space="preserve">Para tudo há uma estação, um tempo para cada atividade sob o céu: A sabedoria reconhece que tudo tem sua própria estação — nas atividades humanas como no reino da natureza (veja </w:t>
       </w:r>
-      <w:hyperlink r:id="rId50">
-        <w:r>
-          <w:rPr>
-            <w:lang w:val="pt_PT" w:bidi="pt_PT"/>
-          </w:rPr>
-          <w:rPr>
-            <w:color w:val="0000EE"/>
-            <w:u w:val="single"/>
-          </w:rPr>
-          <w:t>1.3–7</w:t>
-        </w:r>
-      </w:hyperlink>
+      <w:r>
+        <w:rPr>
+          <w:lang w:val="pt_PT" w:bidi="pt_PT"/>
+        </w:rPr>
+        <w:t>1.3–7</w:t>
+      </w:r>
       <w:r>
         <w:rPr>
           <w:lang w:val="pt_PT" w:bidi="pt_PT"/>
         </w:rPr>
         <w:t>). Uma pessoa sábia determinará o tempo apropriado para realizar qualquer atividade (</w:t>
       </w:r>
-      <w:hyperlink r:id="rId51">
-        <w:r>
-          <w:rPr>
-            <w:lang w:val="pt_PT" w:bidi="pt_PT"/>
-          </w:rPr>
-          <w:rPr>
-            <w:color w:val="0000EE"/>
-            <w:u w:val="single"/>
-          </w:rPr>
-          <w:t>8.5</w:t>
-        </w:r>
-      </w:hyperlink>
+      <w:r>
+        <w:rPr>
+          <w:lang w:val="pt_PT" w:bidi="pt_PT"/>
+        </w:rPr>
+        <w:t>8.5</w:t>
+      </w:r>
       <w:r>
         <w:rPr>
           <w:lang w:val="pt_PT" w:bidi="pt_PT"/>
         </w:rPr>
         <w:t>). A oportunidade é passageira (</w:t>
       </w:r>
-      <w:hyperlink r:id="rId52">
-        <w:r>
-          <w:rPr>
-            <w:lang w:val="pt_PT" w:bidi="pt_PT"/>
-          </w:rPr>
-          <w:rPr>
-            <w:color w:val="0000EE"/>
-            <w:u w:val="single"/>
-          </w:rPr>
-          <w:t>Ef 5.16</w:t>
-        </w:r>
-      </w:hyperlink>
+      <w:r>
+        <w:rPr>
+          <w:lang w:val="pt_PT" w:bidi="pt_PT"/>
+        </w:rPr>
+        <w:t>Ef 5.16</w:t>
+      </w:r>
       <w:r>
         <w:rPr>
           <w:lang w:val="pt_PT" w:bidi="pt_PT"/>
         </w:rPr>
         <w:t xml:space="preserve">; </w:t>
       </w:r>
-      <w:hyperlink r:id="rId53">
-        <w:r>
-          <w:rPr>
-            <w:lang w:val="pt_PT" w:bidi="pt_PT"/>
-          </w:rPr>
-          <w:rPr>
-            <w:color w:val="0000EE"/>
-            <w:u w:val="single"/>
-          </w:rPr>
-          <w:t>Cl 4.5</w:t>
-        </w:r>
-      </w:hyperlink>
+      <w:r>
+        <w:rPr>
+          <w:lang w:val="pt_PT" w:bidi="pt_PT"/>
+        </w:rPr>
+        <w:t>Cl 4.5</w:t>
+      </w:r>
       <w:r>
         <w:rPr>
           <w:lang w:val="pt_PT" w:bidi="pt_PT"/>
@@ -2525,18 +2267,12 @@
         </w:rPr>
         <w:t>Não temos controle sobre quando nascemos ou quando morremos (</w:t>
       </w:r>
-      <w:hyperlink r:id="rId54">
-        <w:r>
-          <w:rPr>
-            <w:lang w:val="pt_PT" w:bidi="pt_PT"/>
-          </w:rPr>
-          <w:rPr>
-            <w:color w:val="0000EE"/>
-            <w:u w:val="single"/>
-          </w:rPr>
-          <w:t>8.8</w:t>
-        </w:r>
-      </w:hyperlink>
+      <w:r>
+        <w:rPr>
+          <w:lang w:val="pt_PT" w:bidi="pt_PT"/>
+        </w:rPr>
+        <w:t>8.8</w:t>
+      </w:r>
       <w:r>
         <w:rPr>
           <w:lang w:val="pt_PT" w:bidi="pt_PT"/>
@@ -2556,36 +2292,24 @@
         </w:rPr>
         <w:t xml:space="preserve"> até mesmo para Deus (</w:t>
       </w:r>
-      <w:hyperlink r:id="rId55">
-        <w:r>
-          <w:rPr>
-            <w:lang w:val="pt_PT" w:bidi="pt_PT"/>
-          </w:rPr>
-          <w:rPr>
-            <w:color w:val="0000EE"/>
-            <w:u w:val="single"/>
-          </w:rPr>
-          <w:t>Sl 5.5</w:t>
-        </w:r>
-      </w:hyperlink>
+      <w:r>
+        <w:rPr>
+          <w:lang w:val="pt_PT" w:bidi="pt_PT"/>
+        </w:rPr>
+        <w:t>Sl 5.5</w:t>
+      </w:r>
       <w:r>
         <w:rPr>
           <w:lang w:val="pt_PT" w:bidi="pt_PT"/>
         </w:rPr>
         <w:t xml:space="preserve">; </w:t>
       </w:r>
-      <w:hyperlink r:id="rId56">
-        <w:r>
-          <w:rPr>
-            <w:lang w:val="pt_PT" w:bidi="pt_PT"/>
-          </w:rPr>
-          <w:rPr>
-            <w:color w:val="0000EE"/>
-            <w:u w:val="single"/>
-          </w:rPr>
-          <w:t>11.5</w:t>
-        </w:r>
-      </w:hyperlink>
+      <w:r>
+        <w:rPr>
+          <w:lang w:val="pt_PT" w:bidi="pt_PT"/>
+        </w:rPr>
+        <w:t>11.5</w:t>
+      </w:r>
       <w:r>
         <w:rPr>
           <w:lang w:val="pt_PT" w:bidi="pt_PT"/>
@@ -2640,18 +2364,12 @@
         </w:rPr>
         <w:t xml:space="preserve">receber por... trabalho duro? Veja </w:t>
       </w:r>
-      <w:hyperlink r:id="rId57">
-        <w:r>
-          <w:rPr>
-            <w:lang w:val="pt_PT" w:bidi="pt_PT"/>
-          </w:rPr>
-          <w:rPr>
-            <w:color w:val="0000EE"/>
-            <w:u w:val="single"/>
-          </w:rPr>
-          <w:t>3.12–13</w:t>
-        </w:r>
-      </w:hyperlink>
+      <w:r>
+        <w:rPr>
+          <w:lang w:val="pt_PT" w:bidi="pt_PT"/>
+        </w:rPr>
+        <w:t>3.12–13</w:t>
+      </w:r>
       <w:r>
         <w:rPr>
           <w:lang w:val="pt_PT" w:bidi="pt_PT"/>
@@ -2706,36 +2424,24 @@
         </w:rPr>
         <w:t>Embora cada atividade tenha uma ocasião apropriada (</w:t>
       </w:r>
-      <w:hyperlink r:id="rId58">
-        <w:r>
-          <w:rPr>
-            <w:lang w:val="pt_PT" w:bidi="pt_PT"/>
-          </w:rPr>
-          <w:rPr>
-            <w:color w:val="0000EE"/>
-            <w:u w:val="single"/>
-          </w:rPr>
-          <w:t>3.1–8</w:t>
-        </w:r>
-      </w:hyperlink>
+      <w:r>
+        <w:rPr>
+          <w:lang w:val="pt_PT" w:bidi="pt_PT"/>
+        </w:rPr>
+        <w:t>3.1–8</w:t>
+      </w:r>
       <w:r>
         <w:rPr>
           <w:lang w:val="pt_PT" w:bidi="pt_PT"/>
         </w:rPr>
         <w:t>), somente Deus pode realmente saber qual é essa ocasião (</w:t>
       </w:r>
-      <w:hyperlink r:id="rId59">
-        <w:r>
-          <w:rPr>
-            <w:lang w:val="pt_PT" w:bidi="pt_PT"/>
-          </w:rPr>
-          <w:rPr>
-            <w:color w:val="0000EE"/>
-            <w:u w:val="single"/>
-          </w:rPr>
-          <w:t>3.9–11</w:t>
-        </w:r>
-      </w:hyperlink>
+      <w:r>
+        <w:rPr>
+          <w:lang w:val="pt_PT" w:bidi="pt_PT"/>
+        </w:rPr>
+        <w:t>3.9–11</w:t>
+      </w:r>
       <w:r>
         <w:rPr>
           <w:lang w:val="pt_PT" w:bidi="pt_PT"/>
@@ -2790,36 +2496,24 @@
         </w:rPr>
         <w:t>o fardo que Deus colocou sobre todos nós: Deus aumentou a severidade do nosso trabalho após a rebelião da humanidade contra Ele (</w:t>
       </w:r>
-      <w:hyperlink r:id="rId60">
-        <w:r>
-          <w:rPr>
-            <w:lang w:val="pt_PT" w:bidi="pt_PT"/>
-          </w:rPr>
-          <w:rPr>
-            <w:color w:val="0000EE"/>
-            <w:u w:val="single"/>
-          </w:rPr>
-          <w:t>Gn 3.17–19</w:t>
-        </w:r>
-      </w:hyperlink>
+      <w:r>
+        <w:rPr>
+          <w:lang w:val="pt_PT" w:bidi="pt_PT"/>
+        </w:rPr>
+        <w:t>Gn 3.17–19</w:t>
+      </w:r>
       <w:r>
         <w:rPr>
           <w:lang w:val="pt_PT" w:bidi="pt_PT"/>
         </w:rPr>
         <w:t>). Este fardo não é tão grande a ponto de não podermos desfrutar do nosso trabalho e de seus frutos (</w:t>
       </w:r>
-      <w:hyperlink r:id="rId61">
-        <w:r>
-          <w:rPr>
-            <w:lang w:val="pt_PT" w:bidi="pt_PT"/>
-          </w:rPr>
-          <w:rPr>
-            <w:color w:val="0000EE"/>
-            <w:u w:val="single"/>
-          </w:rPr>
-          <w:t>Ec 3.11–13</w:t>
-        </w:r>
-      </w:hyperlink>
+      <w:r>
+        <w:rPr>
+          <w:lang w:val="pt_PT" w:bidi="pt_PT"/>
+        </w:rPr>
+        <w:t>Ec 3.11–13</w:t>
+      </w:r>
       <w:r>
         <w:rPr>
           <w:lang w:val="pt_PT" w:bidi="pt_PT"/>
@@ -2887,18 +2581,12 @@
         </w:rPr>
         <w:t xml:space="preserve"> Deus reserva para si o entendimento de como tudo se encaixa (cp. </w:t>
       </w:r>
-      <w:hyperlink r:id="rId62">
-        <w:r>
-          <w:rPr>
-            <w:lang w:val="pt_PT" w:bidi="pt_PT"/>
-          </w:rPr>
-          <w:rPr>
-            <w:color w:val="0000EE"/>
-            <w:u w:val="single"/>
-          </w:rPr>
-          <w:t>Rm 8.22–28</w:t>
-        </w:r>
-      </w:hyperlink>
+      <w:r>
+        <w:rPr>
+          <w:lang w:val="pt_PT" w:bidi="pt_PT"/>
+        </w:rPr>
+        <w:t>Rm 8.22–28</w:t>
+      </w:r>
       <w:r>
         <w:rPr>
           <w:lang w:val="pt_PT" w:bidi="pt_PT"/>
@@ -2966,18 +2654,12 @@
         </w:rPr>
         <w:t xml:space="preserve">seja feliz e aproveite: Embora a vida e o trabalho possam ser pesados, a conclusão do Pregador (repetida de </w:t>
       </w:r>
-      <w:hyperlink r:id="rId63">
-        <w:r>
-          <w:rPr>
-            <w:lang w:val="pt_PT" w:bidi="pt_PT"/>
-          </w:rPr>
-          <w:rPr>
-            <w:color w:val="0000EE"/>
-            <w:u w:val="single"/>
-          </w:rPr>
-          <w:t>2.24</w:t>
-        </w:r>
-      </w:hyperlink>
+      <w:r>
+        <w:rPr>
+          <w:lang w:val="pt_PT" w:bidi="pt_PT"/>
+        </w:rPr>
+        <w:t>2.24</w:t>
+      </w:r>
       <w:r>
         <w:rPr>
           <w:lang w:val="pt_PT" w:bidi="pt_PT"/>
@@ -3080,18 +2762,12 @@
         </w:rPr>
         <w:t>As mesmas coisas acontecem repetidamente: A repetitividade da história (</w:t>
       </w:r>
-      <w:hyperlink r:id="rId38">
-        <w:r>
-          <w:rPr>
-            <w:lang w:val="pt_PT" w:bidi="pt_PT"/>
-          </w:rPr>
-          <w:rPr>
-            <w:color w:val="0000EE"/>
-            <w:u w:val="single"/>
-          </w:rPr>
-          <w:t>1.9–10</w:t>
-        </w:r>
-      </w:hyperlink>
+      <w:r>
+        <w:rPr>
+          <w:lang w:val="pt_PT" w:bidi="pt_PT"/>
+        </w:rPr>
+        <w:t>1.9–10</w:t>
+      </w:r>
       <w:r>
         <w:rPr>
           <w:lang w:val="pt_PT" w:bidi="pt_PT"/>
@@ -3159,18 +2835,12 @@
         </w:rPr>
         <w:t xml:space="preserve">): Em Israel, os procedimentos judiciais locais eram realizados nos portões da cidade, onde os anciãos se sentavam para ouvir e julgar questões legais (e.g., veja </w:t>
       </w:r>
-      <w:hyperlink r:id="rId64">
-        <w:r>
-          <w:rPr>
-            <w:lang w:val="pt_PT" w:bidi="pt_PT"/>
-          </w:rPr>
-          <w:rPr>
-            <w:color w:val="0000EE"/>
-            <w:u w:val="single"/>
-          </w:rPr>
-          <w:t>Rt 4.1–12</w:t>
-        </w:r>
-      </w:hyperlink>
+      <w:r>
+        <w:rPr>
+          <w:lang w:val="pt_PT" w:bidi="pt_PT"/>
+        </w:rPr>
+        <w:t>Rt 4.1–12</w:t>
+      </w:r>
       <w:r>
         <w:rPr>
           <w:lang w:val="pt_PT" w:bidi="pt_PT"/>
@@ -3273,36 +2943,24 @@
         </w:rPr>
         <w:t>No devido tempo Deus julgará: As injustiças humanas (</w:t>
       </w:r>
-      <w:hyperlink r:id="rId65">
-        <w:r>
-          <w:rPr>
-            <w:lang w:val="pt_PT" w:bidi="pt_PT"/>
-          </w:rPr>
-          <w:rPr>
-            <w:color w:val="0000EE"/>
-            <w:u w:val="single"/>
-          </w:rPr>
-          <w:t>3.16</w:t>
-        </w:r>
-      </w:hyperlink>
+      <w:r>
+        <w:rPr>
+          <w:lang w:val="pt_PT" w:bidi="pt_PT"/>
+        </w:rPr>
+        <w:t>3.16</w:t>
+      </w:r>
       <w:r>
         <w:rPr>
           <w:lang w:val="pt_PT" w:bidi="pt_PT"/>
         </w:rPr>
         <w:t>) são temporárias e serão corrigidas pela justiça de Deus. O narrador repete este ponto para encerrar todo o livro (</w:t>
       </w:r>
-      <w:hyperlink r:id="rId66">
-        <w:r>
-          <w:rPr>
-            <w:lang w:val="pt_PT" w:bidi="pt_PT"/>
-          </w:rPr>
-          <w:rPr>
-            <w:color w:val="0000EE"/>
-            <w:u w:val="single"/>
-          </w:rPr>
-          <w:t>12.14</w:t>
-        </w:r>
-      </w:hyperlink>
+      <w:r>
+        <w:rPr>
+          <w:lang w:val="pt_PT" w:bidi="pt_PT"/>
+        </w:rPr>
+        <w:t>12.14</w:t>
+      </w:r>
       <w:r>
         <w:rPr>
           <w:lang w:val="pt_PT" w:bidi="pt_PT"/>
@@ -3370,18 +3028,12 @@
         </w:rPr>
         <w:t xml:space="preserve"> mas temos outras vantagens (e.g., veja </w:t>
       </w:r>
-      <w:hyperlink r:id="rId67">
-        <w:r>
-          <w:rPr>
-            <w:lang w:val="pt_PT" w:bidi="pt_PT"/>
-          </w:rPr>
-          <w:rPr>
-            <w:color w:val="0000EE"/>
-            <w:u w:val="single"/>
-          </w:rPr>
-          <w:t>Gn 1.26–28</w:t>
-        </w:r>
-      </w:hyperlink>
+      <w:r>
+        <w:rPr>
+          <w:lang w:val="pt_PT" w:bidi="pt_PT"/>
+        </w:rPr>
+        <w:t>Gn 1.26–28</w:t>
+      </w:r>
       <w:r>
         <w:rPr>
           <w:lang w:val="pt_PT" w:bidi="pt_PT"/>
@@ -3436,18 +3088,12 @@
         </w:rPr>
         <w:t xml:space="preserve">do pó... ao pó: O Pregador refere-se ao julgamento de Deus contra a rebelião humana no Éden (veja </w:t>
       </w:r>
-      <w:hyperlink r:id="rId68">
-        <w:r>
-          <w:rPr>
-            <w:lang w:val="pt_PT" w:bidi="pt_PT"/>
-          </w:rPr>
-          <w:rPr>
-            <w:color w:val="0000EE"/>
-            <w:u w:val="single"/>
-          </w:rPr>
-          <w:t>Gn 3.19</w:t>
-        </w:r>
-      </w:hyperlink>
+      <w:r>
+        <w:rPr>
+          <w:lang w:val="pt_PT" w:bidi="pt_PT"/>
+        </w:rPr>
+        <w:t>Gn 3.19</w:t>
+      </w:r>
       <w:r>
         <w:rPr>
           <w:lang w:val="pt_PT" w:bidi="pt_PT"/>
@@ -3502,18 +3148,12 @@
         </w:rPr>
         <w:t xml:space="preserve">o espírito humano sobe: Cp. </w:t>
       </w:r>
-      <w:hyperlink r:id="rId69">
-        <w:r>
-          <w:rPr>
-            <w:lang w:val="pt_PT" w:bidi="pt_PT"/>
-          </w:rPr>
-          <w:rPr>
-            <w:color w:val="0000EE"/>
-            <w:u w:val="single"/>
-          </w:rPr>
-          <w:t>12.7</w:t>
-        </w:r>
-      </w:hyperlink>
+      <w:r>
+        <w:rPr>
+          <w:lang w:val="pt_PT" w:bidi="pt_PT"/>
+        </w:rPr>
+        <w:t>12.7</w:t>
+      </w:r>
       <w:r>
         <w:rPr>
           <w:lang w:val="pt_PT" w:bidi="pt_PT"/>
@@ -3568,36 +3208,24 @@
         </w:rPr>
         <w:t xml:space="preserve">felizes em seu trabalho: O trabalho agora se destaca como uma fonte de prazer, além da comida e bebida (cp. </w:t>
       </w:r>
-      <w:hyperlink r:id="rId70">
-        <w:r>
-          <w:rPr>
-            <w:lang w:val="pt_PT" w:bidi="pt_PT"/>
-          </w:rPr>
-          <w:rPr>
-            <w:color w:val="0000EE"/>
-            <w:u w:val="single"/>
-          </w:rPr>
-          <w:t>2.24–25</w:t>
-        </w:r>
-      </w:hyperlink>
+      <w:r>
+        <w:rPr>
+          <w:lang w:val="pt_PT" w:bidi="pt_PT"/>
+        </w:rPr>
+        <w:t>2.24–25</w:t>
+      </w:r>
       <w:r>
         <w:rPr>
           <w:lang w:val="pt_PT" w:bidi="pt_PT"/>
         </w:rPr>
         <w:t xml:space="preserve">; </w:t>
       </w:r>
-      <w:hyperlink r:id="rId57">
-        <w:r>
-          <w:rPr>
-            <w:lang w:val="pt_PT" w:bidi="pt_PT"/>
-          </w:rPr>
-          <w:rPr>
-            <w:color w:val="0000EE"/>
-            <w:u w:val="single"/>
-          </w:rPr>
-          <w:t>3.12–13</w:t>
-        </w:r>
-      </w:hyperlink>
+      <w:r>
+        <w:rPr>
+          <w:lang w:val="pt_PT" w:bidi="pt_PT"/>
+        </w:rPr>
+        <w:t>3.12–13</w:t>
+      </w:r>
       <w:r>
         <w:rPr>
           <w:lang w:val="pt_PT" w:bidi="pt_PT"/>
@@ -3748,18 +3376,12 @@
         </w:rPr>
         <w:t>A maioria das pessoas é motivada ao sucesso por um impulso competitivo. Como os frutos desses esforços não têm valor intrínseco, o Pregador recomenda que a moderação (</w:t>
       </w:r>
-      <w:hyperlink r:id="rId71">
-        <w:r>
-          <w:rPr>
-            <w:lang w:val="pt_PT" w:bidi="pt_PT"/>
-          </w:rPr>
-          <w:rPr>
-            <w:color w:val="0000EE"/>
-            <w:u w:val="single"/>
-          </w:rPr>
-          <w:t>4.5–6</w:t>
-        </w:r>
-      </w:hyperlink>
+      <w:r>
+        <w:rPr>
+          <w:lang w:val="pt_PT" w:bidi="pt_PT"/>
+        </w:rPr>
+        <w:t>4.5–6</w:t>
+      </w:r>
       <w:r>
         <w:rPr>
           <w:lang w:val="pt_PT" w:bidi="pt_PT"/>
@@ -3814,18 +3436,12 @@
         </w:rPr>
         <w:t xml:space="preserve">Os tolos nem sequer tentam ter sucesso e acabam empobrecidos. Outros se dedicam freneticamente com as duas mãos — todo o seu tempo e esforço — ao trabalho árduo em busca de uma riqueza passageira que não terão tempo de desfrutar (cp. </w:t>
       </w:r>
-      <w:hyperlink r:id="rId72">
-        <w:r>
-          <w:rPr>
-            <w:lang w:val="pt_PT" w:bidi="pt_PT"/>
-          </w:rPr>
-          <w:rPr>
-            <w:color w:val="0000EE"/>
-            <w:u w:val="single"/>
-          </w:rPr>
-          <w:t>Pv 23.4–5</w:t>
-        </w:r>
-      </w:hyperlink>
+      <w:r>
+        <w:rPr>
+          <w:lang w:val="pt_PT" w:bidi="pt_PT"/>
+        </w:rPr>
+        <w:t>Pv 23.4–5</w:t>
+      </w:r>
       <w:r>
         <w:rPr>
           <w:lang w:val="pt_PT" w:bidi="pt_PT"/>
@@ -3880,18 +3496,12 @@
         </w:rPr>
         <w:t xml:space="preserve">Este homem solitário é um estudo de caso do princípio expresso em </w:t>
       </w:r>
-      <w:hyperlink r:id="rId73">
-        <w:r>
-          <w:rPr>
-            <w:lang w:val="pt_PT" w:bidi="pt_PT"/>
-          </w:rPr>
-          <w:rPr>
-            <w:color w:val="0000EE"/>
-            <w:u w:val="single"/>
-          </w:rPr>
-          <w:t>4.6</w:t>
-        </w:r>
-      </w:hyperlink>
+      <w:r>
+        <w:rPr>
+          <w:lang w:val="pt_PT" w:bidi="pt_PT"/>
+        </w:rPr>
+        <w:t>4.6</w:t>
+      </w:r>
       <w:r>
         <w:rPr>
           <w:lang w:val="pt_PT" w:bidi="pt_PT"/>
@@ -3946,18 +3556,12 @@
         </w:rPr>
         <w:t>Duas pessoas são melhores do que uma: O homem solitário (</w:t>
       </w:r>
-      <w:hyperlink r:id="rId74">
-        <w:r>
-          <w:rPr>
-            <w:lang w:val="pt_PT" w:bidi="pt_PT"/>
-          </w:rPr>
-          <w:rPr>
-            <w:color w:val="0000EE"/>
-            <w:u w:val="single"/>
-          </w:rPr>
-          <w:t>4.8</w:t>
-        </w:r>
-      </w:hyperlink>
+      <w:r>
+        <w:rPr>
+          <w:lang w:val="pt_PT" w:bidi="pt_PT"/>
+        </w:rPr>
+        <w:t>4.8</w:t>
+      </w:r>
       <w:r>
         <w:rPr>
           <w:lang w:val="pt_PT" w:bidi="pt_PT"/>
@@ -4156,18 +3760,12 @@
         </w:rPr>
         <w:t xml:space="preserve">Muita atividade... muitas palavras: A moderação deve caracterizar nossos esforços e palavras (cp. </w:t>
       </w:r>
-      <w:hyperlink r:id="rId75">
-        <w:r>
-          <w:rPr>
-            <w:lang w:val="pt_PT" w:bidi="pt_PT"/>
-          </w:rPr>
-          <w:rPr>
-            <w:color w:val="0000EE"/>
-            <w:u w:val="single"/>
-          </w:rPr>
-          <w:t>Pv 10.19</w:t>
-        </w:r>
-      </w:hyperlink>
+      <w:r>
+        <w:rPr>
+          <w:lang w:val="pt_PT" w:bidi="pt_PT"/>
+        </w:rPr>
+        <w:t>Pv 10.19</w:t>
+      </w:r>
       <w:r>
         <w:rPr>
           <w:lang w:val="pt_PT" w:bidi="pt_PT"/>
@@ -4222,54 +3820,36 @@
         </w:rPr>
         <w:t>Cumpra todas as promessas que fizer a ele: Esta é praticamente uma citação direta da lei (</w:t>
       </w:r>
-      <w:hyperlink r:id="rId76">
-        <w:r>
-          <w:rPr>
-            <w:lang w:val="pt_PT" w:bidi="pt_PT"/>
-          </w:rPr>
-          <w:rPr>
-            <w:color w:val="0000EE"/>
-            <w:u w:val="single"/>
-          </w:rPr>
-          <w:t>Dt 23.21–23</w:t>
-        </w:r>
-      </w:hyperlink>
+      <w:r>
+        <w:rPr>
+          <w:lang w:val="pt_PT" w:bidi="pt_PT"/>
+        </w:rPr>
+        <w:t>Dt 23.21–23</w:t>
+      </w:r>
       <w:r>
         <w:rPr>
           <w:lang w:val="pt_PT" w:bidi="pt_PT"/>
         </w:rPr>
         <w:t xml:space="preserve">; veja também </w:t>
       </w:r>
-      <w:hyperlink r:id="rId77">
-        <w:r>
-          <w:rPr>
-            <w:lang w:val="pt_PT" w:bidi="pt_PT"/>
-          </w:rPr>
-          <w:rPr>
-            <w:color w:val="0000EE"/>
-            <w:u w:val="single"/>
-          </w:rPr>
-          <w:t>Pv 12.22</w:t>
-        </w:r>
-      </w:hyperlink>
+      <w:r>
+        <w:rPr>
+          <w:lang w:val="pt_PT" w:bidi="pt_PT"/>
+        </w:rPr>
+        <w:t>Pv 12.22</w:t>
+      </w:r>
       <w:r>
         <w:rPr>
           <w:lang w:val="pt_PT" w:bidi="pt_PT"/>
         </w:rPr>
         <w:t xml:space="preserve">; </w:t>
       </w:r>
-      <w:hyperlink r:id="rId78">
-        <w:r>
-          <w:rPr>
-            <w:lang w:val="pt_PT" w:bidi="pt_PT"/>
-          </w:rPr>
-          <w:rPr>
-            <w:color w:val="0000EE"/>
-            <w:u w:val="single"/>
-          </w:rPr>
-          <w:t>20.25</w:t>
-        </w:r>
-      </w:hyperlink>
+      <w:r>
+        <w:rPr>
+          <w:lang w:val="pt_PT" w:bidi="pt_PT"/>
+        </w:rPr>
+        <w:t>20.25</w:t>
+      </w:r>
       <w:r>
         <w:rPr>
           <w:lang w:val="pt_PT" w:bidi="pt_PT"/>
@@ -4324,36 +3904,24 @@
         </w:rPr>
         <w:t xml:space="preserve">Temor a Deus: A reverência por Deus é a base para palavras valiosas e atividades úteis (veja </w:t>
       </w:r>
-      <w:hyperlink r:id="rId79">
-        <w:r>
-          <w:rPr>
-            <w:lang w:val="pt_PT" w:bidi="pt_PT"/>
-          </w:rPr>
-          <w:rPr>
-            <w:color w:val="0000EE"/>
-            <w:u w:val="single"/>
-          </w:rPr>
-          <w:t>12.1</w:t>
-        </w:r>
-      </w:hyperlink>
+      <w:r>
+        <w:rPr>
+          <w:lang w:val="pt_PT" w:bidi="pt_PT"/>
+        </w:rPr>
+        <w:t>12.1</w:t>
+      </w:r>
       <w:r>
         <w:rPr>
           <w:lang w:val="pt_PT" w:bidi="pt_PT"/>
         </w:rPr>
         <w:t xml:space="preserve">; </w:t>
       </w:r>
-      <w:hyperlink r:id="rId80">
-        <w:r>
-          <w:rPr>
-            <w:lang w:val="pt_PT" w:bidi="pt_PT"/>
-          </w:rPr>
-          <w:rPr>
-            <w:color w:val="0000EE"/>
-            <w:u w:val="single"/>
-          </w:rPr>
-          <w:t>Pv 1.7</w:t>
-        </w:r>
-      </w:hyperlink>
+      <w:r>
+        <w:rPr>
+          <w:lang w:val="pt_PT" w:bidi="pt_PT"/>
+        </w:rPr>
+        <w:t>Pv 1.7</w:t>
+      </w:r>
       <w:r>
         <w:rPr>
           <w:lang w:val="pt_PT" w:bidi="pt_PT"/>
@@ -4434,18 +4002,12 @@
         </w:rPr>
         <w:t xml:space="preserve"> Algumas traduções em português entendem esses versículos como significando que a burocracia traz opressão em vez de justiça, até mesmo para o rei (veja também </w:t>
       </w:r>
-      <w:hyperlink r:id="rId81">
-        <w:r>
-          <w:rPr>
-            <w:lang w:val="pt_PT" w:bidi="pt_PT"/>
-          </w:rPr>
-          <w:rPr>
-            <w:color w:val="0000EE"/>
-            <w:u w:val="single"/>
-          </w:rPr>
-          <w:t>1Sm 8.11–18</w:t>
-        </w:r>
-      </w:hyperlink>
+      <w:r>
+        <w:rPr>
+          <w:lang w:val="pt_PT" w:bidi="pt_PT"/>
+        </w:rPr>
+        <w:t>1Sm 8.11–18</w:t>
+      </w:r>
       <w:r>
         <w:rPr>
           <w:lang w:val="pt_PT" w:bidi="pt_PT"/>
@@ -4548,18 +4110,12 @@
         </w:rPr>
         <w:t>Pessoas que trabalham duro dormem bem: Trabalho duro e moderação resultam na fórmula para uma vida pacífica e produtiva. Buscar riqueza leva a ansiedades desnecessárias (</w:t>
       </w:r>
-      <w:hyperlink r:id="rId82">
-        <w:r>
-          <w:rPr>
-            <w:lang w:val="pt_PT" w:bidi="pt_PT"/>
-          </w:rPr>
-          <w:rPr>
-            <w:color w:val="0000EE"/>
-            <w:u w:val="single"/>
-          </w:rPr>
-          <w:t>5.3</w:t>
-        </w:r>
-      </w:hyperlink>
+      <w:r>
+        <w:rPr>
+          <w:lang w:val="pt_PT" w:bidi="pt_PT"/>
+        </w:rPr>
+        <w:t>5.3</w:t>
+      </w:r>
       <w:r>
         <w:rPr>
           <w:lang w:val="pt_PT" w:bidi="pt_PT"/>
@@ -4771,36 +4327,24 @@
         </w:rPr>
         <w:t xml:space="preserve">Esta parábola do “homem infeliz” se assemelha a </w:t>
       </w:r>
-      <w:hyperlink r:id="rId83">
-        <w:r>
-          <w:rPr>
-            <w:lang w:val="pt_PT" w:bidi="pt_PT"/>
-          </w:rPr>
-          <w:rPr>
-            <w:color w:val="0000EE"/>
-            <w:u w:val="single"/>
-          </w:rPr>
-          <w:t>4.7–8</w:t>
-        </w:r>
-      </w:hyperlink>
+      <w:r>
+        <w:rPr>
+          <w:lang w:val="pt_PT" w:bidi="pt_PT"/>
+        </w:rPr>
+        <w:t>4.7–8</w:t>
+      </w:r>
       <w:r>
         <w:rPr>
           <w:lang w:val="pt_PT" w:bidi="pt_PT"/>
         </w:rPr>
         <w:t xml:space="preserve"> e </w:t>
       </w:r>
-      <w:hyperlink r:id="rId84">
-        <w:r>
-          <w:rPr>
-            <w:lang w:val="pt_PT" w:bidi="pt_PT"/>
-          </w:rPr>
-          <w:rPr>
-            <w:color w:val="0000EE"/>
-            <w:u w:val="single"/>
-          </w:rPr>
-          <w:t>5.13–17</w:t>
-        </w:r>
-      </w:hyperlink>
+      <w:r>
+        <w:rPr>
+          <w:lang w:val="pt_PT" w:bidi="pt_PT"/>
+        </w:rPr>
+        <w:t>5.13–17</w:t>
+      </w:r>
       <w:r>
         <w:rPr>
           <w:lang w:val="pt_PT" w:bidi="pt_PT"/>
@@ -4903,18 +4447,12 @@
         </w:rPr>
         <w:t xml:space="preserve">As pessoas nunca parecem estar satisfeitas com o que têm, não importa quanto seja (cp. </w:t>
       </w:r>
-      <w:hyperlink r:id="rId85">
-        <w:r>
-          <w:rPr>
-            <w:lang w:val="pt_PT" w:bidi="pt_PT"/>
-          </w:rPr>
-          <w:rPr>
-            <w:color w:val="0000EE"/>
-            <w:u w:val="single"/>
-          </w:rPr>
-          <w:t>5.10</w:t>
-        </w:r>
-      </w:hyperlink>
+      <w:r>
+        <w:rPr>
+          <w:lang w:val="pt_PT" w:bidi="pt_PT"/>
+        </w:rPr>
+        <w:t>5.10</w:t>
+      </w:r>
       <w:r>
         <w:rPr>
           <w:lang w:val="pt_PT" w:bidi="pt_PT"/>
@@ -5017,90 +4555,60 @@
         </w:rPr>
         <w:t xml:space="preserve">Tudo já foi decidido: Cp. </w:t>
       </w:r>
-      <w:hyperlink r:id="rId86">
-        <w:r>
-          <w:rPr>
-            <w:lang w:val="pt_PT" w:bidi="pt_PT"/>
-          </w:rPr>
-          <w:rPr>
-            <w:color w:val="0000EE"/>
-            <w:u w:val="single"/>
-          </w:rPr>
-          <w:t>Rm 8.29</w:t>
-        </w:r>
-      </w:hyperlink>
+      <w:r>
+        <w:rPr>
+          <w:lang w:val="pt_PT" w:bidi="pt_PT"/>
+        </w:rPr>
+        <w:t>Rm 8.29</w:t>
+      </w:r>
       <w:r>
         <w:rPr>
           <w:lang w:val="pt_PT" w:bidi="pt_PT"/>
         </w:rPr>
         <w:t xml:space="preserve">; </w:t>
       </w:r>
-      <w:hyperlink r:id="rId87">
-        <w:r>
-          <w:rPr>
-            <w:lang w:val="pt_PT" w:bidi="pt_PT"/>
-          </w:rPr>
-          <w:rPr>
-            <w:color w:val="0000EE"/>
-            <w:u w:val="single"/>
-          </w:rPr>
-          <w:t>Ef 1.5</w:t>
-        </w:r>
-      </w:hyperlink>
+      <w:r>
+        <w:rPr>
+          <w:lang w:val="pt_PT" w:bidi="pt_PT"/>
+        </w:rPr>
+        <w:t>Ef 1.5</w:t>
+      </w:r>
       <w:r>
         <w:rPr>
           <w:lang w:val="pt_PT" w:bidi="pt_PT"/>
         </w:rPr>
         <w:t>,</w:t>
       </w:r>
-      <w:hyperlink r:id="rId88">
-        <w:r>
-          <w:rPr>
-            <w:lang w:val="pt_PT" w:bidi="pt_PT"/>
-          </w:rPr>
-          <w:rPr>
-            <w:color w:val="0000EE"/>
-            <w:u w:val="single"/>
-          </w:rPr>
-          <w:t>11</w:t>
-        </w:r>
-      </w:hyperlink>
+      <w:r>
+        <w:rPr>
+          <w:lang w:val="pt_PT" w:bidi="pt_PT"/>
+        </w:rPr>
+        <w:t>11</w:t>
+      </w:r>
       <w:r>
         <w:rPr>
           <w:lang w:val="pt_PT" w:bidi="pt_PT"/>
         </w:rPr>
         <w:t xml:space="preserve">. • Há muito tempo já se sabia o que cada pessoa seria: Cp. </w:t>
       </w:r>
-      <w:hyperlink r:id="rId89">
-        <w:r>
-          <w:rPr>
-            <w:lang w:val="pt_PT" w:bidi="pt_PT"/>
-          </w:rPr>
-          <w:rPr>
-            <w:color w:val="0000EE"/>
-            <w:u w:val="single"/>
-          </w:rPr>
-          <w:t>Sl 139.15–16</w:t>
-        </w:r>
-      </w:hyperlink>
+      <w:r>
+        <w:rPr>
+          <w:lang w:val="pt_PT" w:bidi="pt_PT"/>
+        </w:rPr>
+        <w:t>Sl 139.15–16</w:t>
+      </w:r>
       <w:r>
         <w:rPr>
           <w:lang w:val="pt_PT" w:bidi="pt_PT"/>
         </w:rPr>
         <w:t xml:space="preserve">. • não adianta discutir com Deus sobre seu destino: Cp. </w:t>
       </w:r>
-      <w:hyperlink r:id="rId90">
-        <w:r>
-          <w:rPr>
-            <w:lang w:val="pt_PT" w:bidi="pt_PT"/>
-          </w:rPr>
-          <w:rPr>
-            <w:color w:val="0000EE"/>
-            <w:u w:val="single"/>
-          </w:rPr>
-          <w:t>Rm 9.20–24</w:t>
-        </w:r>
-      </w:hyperlink>
+      <w:r>
+        <w:rPr>
+          <w:lang w:val="pt_PT" w:bidi="pt_PT"/>
+        </w:rPr>
+        <w:t>Rm 9.20–24</w:t>
+      </w:r>
       <w:r>
         <w:rPr>
           <w:lang w:val="pt_PT" w:bidi="pt_PT"/>
@@ -5203,36 +4711,24 @@
         </w:rPr>
         <w:t xml:space="preserve">mais palavras... menos elas significam: Cp. </w:t>
       </w:r>
-      <w:hyperlink r:id="rId75">
-        <w:r>
-          <w:rPr>
-            <w:lang w:val="pt_PT" w:bidi="pt_PT"/>
-          </w:rPr>
-          <w:rPr>
-            <w:color w:val="0000EE"/>
-            <w:u w:val="single"/>
-          </w:rPr>
-          <w:t>Pv 10.19</w:t>
-        </w:r>
-      </w:hyperlink>
+      <w:r>
+        <w:rPr>
+          <w:lang w:val="pt_PT" w:bidi="pt_PT"/>
+        </w:rPr>
+        <w:t>Pv 10.19</w:t>
+      </w:r>
       <w:r>
         <w:rPr>
           <w:lang w:val="pt_PT" w:bidi="pt_PT"/>
         </w:rPr>
         <w:t xml:space="preserve">; </w:t>
       </w:r>
-      <w:hyperlink r:id="rId91">
-        <w:r>
-          <w:rPr>
-            <w:lang w:val="pt_PT" w:bidi="pt_PT"/>
-          </w:rPr>
-          <w:rPr>
-            <w:color w:val="0000EE"/>
-            <w:u w:val="single"/>
-          </w:rPr>
-          <w:t>17.28</w:t>
-        </w:r>
-      </w:hyperlink>
+      <w:r>
+        <w:rPr>
+          <w:lang w:val="pt_PT" w:bidi="pt_PT"/>
+        </w:rPr>
+        <w:t>17.28</w:t>
+      </w:r>
       <w:r>
         <w:rPr>
           <w:lang w:val="pt_PT" w:bidi="pt_PT"/>
@@ -5287,216 +4783,144 @@
         </w:rPr>
         <w:t>quem sabe? Quem pode dizer? Essas perguntas já foram respondidas. Nossos dias podem ser melhor aproveitados vivendo sabiamente e desfrutando de nosso trabalho e dos dons de Deus (</w:t>
       </w:r>
-      <w:hyperlink r:id="rId92">
-        <w:r>
-          <w:rPr>
-            <w:lang w:val="pt_PT" w:bidi="pt_PT"/>
-          </w:rPr>
-          <w:rPr>
-            <w:color w:val="0000EE"/>
-            <w:u w:val="single"/>
-          </w:rPr>
-          <w:t>2.13–14</w:t>
-        </w:r>
-      </w:hyperlink>
+      <w:r>
+        <w:rPr>
+          <w:lang w:val="pt_PT" w:bidi="pt_PT"/>
+        </w:rPr>
+        <w:t>2.13–14</w:t>
+      </w:r>
       <w:r>
         <w:rPr>
           <w:lang w:val="pt_PT" w:bidi="pt_PT"/>
         </w:rPr>
         <w:t>,</w:t>
       </w:r>
-      <w:hyperlink r:id="rId63">
-        <w:r>
-          <w:rPr>
-            <w:lang w:val="pt_PT" w:bidi="pt_PT"/>
-          </w:rPr>
-          <w:rPr>
-            <w:color w:val="0000EE"/>
-            <w:u w:val="single"/>
-          </w:rPr>
-          <w:t>24</w:t>
-        </w:r>
-      </w:hyperlink>
+      <w:r>
+        <w:rPr>
+          <w:lang w:val="pt_PT" w:bidi="pt_PT"/>
+        </w:rPr>
+        <w:t>24</w:t>
+      </w:r>
       <w:r>
         <w:rPr>
           <w:lang w:val="pt_PT" w:bidi="pt_PT"/>
         </w:rPr>
         <w:t xml:space="preserve">; </w:t>
       </w:r>
-      <w:hyperlink r:id="rId93">
-        <w:r>
-          <w:rPr>
-            <w:lang w:val="pt_PT" w:bidi="pt_PT"/>
-          </w:rPr>
-          <w:rPr>
-            <w:color w:val="0000EE"/>
-            <w:u w:val="single"/>
-          </w:rPr>
-          <w:t>3.22</w:t>
-        </w:r>
-      </w:hyperlink>
+      <w:r>
+        <w:rPr>
+          <w:lang w:val="pt_PT" w:bidi="pt_PT"/>
+        </w:rPr>
+        <w:t>3.22</w:t>
+      </w:r>
       <w:r>
         <w:rPr>
           <w:lang w:val="pt_PT" w:bidi="pt_PT"/>
         </w:rPr>
         <w:t xml:space="preserve">; </w:t>
       </w:r>
-      <w:hyperlink r:id="rId94">
-        <w:r>
-          <w:rPr>
-            <w:lang w:val="pt_PT" w:bidi="pt_PT"/>
-          </w:rPr>
-          <w:rPr>
-            <w:color w:val="0000EE"/>
-            <w:u w:val="single"/>
-          </w:rPr>
-          <w:t>5.18</w:t>
-        </w:r>
-      </w:hyperlink>
+      <w:r>
+        <w:rPr>
+          <w:lang w:val="pt_PT" w:bidi="pt_PT"/>
+        </w:rPr>
+        <w:t>5.18</w:t>
+      </w:r>
       <w:r>
         <w:rPr>
           <w:lang w:val="pt_PT" w:bidi="pt_PT"/>
         </w:rPr>
         <w:t>). O que acontecerá nesta terra é o que já aconteceu (</w:t>
       </w:r>
-      <w:hyperlink r:id="rId95">
-        <w:r>
-          <w:rPr>
-            <w:lang w:val="pt_PT" w:bidi="pt_PT"/>
-          </w:rPr>
-          <w:rPr>
-            <w:color w:val="0000EE"/>
-            <w:u w:val="single"/>
-          </w:rPr>
-          <w:t>1.9</w:t>
-        </w:r>
-      </w:hyperlink>
+      <w:r>
+        <w:rPr>
+          <w:lang w:val="pt_PT" w:bidi="pt_PT"/>
+        </w:rPr>
+        <w:t>1.9</w:t>
+      </w:r>
       <w:r>
         <w:rPr>
           <w:lang w:val="pt_PT" w:bidi="pt_PT"/>
         </w:rPr>
         <w:t>,</w:t>
       </w:r>
-      <w:hyperlink r:id="rId96">
-        <w:r>
-          <w:rPr>
-            <w:lang w:val="pt_PT" w:bidi="pt_PT"/>
-          </w:rPr>
-          <w:rPr>
-            <w:color w:val="0000EE"/>
-            <w:u w:val="single"/>
-          </w:rPr>
-          <w:t>10</w:t>
-        </w:r>
-      </w:hyperlink>
+      <w:r>
+        <w:rPr>
+          <w:lang w:val="pt_PT" w:bidi="pt_PT"/>
+        </w:rPr>
+        <w:t>10</w:t>
+      </w:r>
       <w:r>
         <w:rPr>
           <w:lang w:val="pt_PT" w:bidi="pt_PT"/>
         </w:rPr>
         <w:t xml:space="preserve">; </w:t>
       </w:r>
-      <w:hyperlink r:id="rId97">
-        <w:r>
-          <w:rPr>
-            <w:lang w:val="pt_PT" w:bidi="pt_PT"/>
-          </w:rPr>
-          <w:rPr>
-            <w:color w:val="0000EE"/>
-            <w:u w:val="single"/>
-          </w:rPr>
-          <w:t>3.15</w:t>
-        </w:r>
-      </w:hyperlink>
+      <w:r>
+        <w:rPr>
+          <w:lang w:val="pt_PT" w:bidi="pt_PT"/>
+        </w:rPr>
+        <w:t>3.15</w:t>
+      </w:r>
       <w:r>
         <w:rPr>
           <w:lang w:val="pt_PT" w:bidi="pt_PT"/>
         </w:rPr>
         <w:t xml:space="preserve">). • como uma sombra: Cp. </w:t>
       </w:r>
-      <w:hyperlink r:id="rId98">
-        <w:r>
-          <w:rPr>
-            <w:lang w:val="pt_PT" w:bidi="pt_PT"/>
-          </w:rPr>
-          <w:rPr>
-            <w:color w:val="0000EE"/>
-            <w:u w:val="single"/>
-          </w:rPr>
-          <w:t>Sl 39.4–6</w:t>
-        </w:r>
-      </w:hyperlink>
+      <w:r>
+        <w:rPr>
+          <w:lang w:val="pt_PT" w:bidi="pt_PT"/>
+        </w:rPr>
+        <w:t>Sl 39.4–6</w:t>
+      </w:r>
       <w:r>
         <w:rPr>
           <w:lang w:val="pt_PT" w:bidi="pt_PT"/>
         </w:rPr>
         <w:t xml:space="preserve">; </w:t>
       </w:r>
-      <w:hyperlink r:id="rId99">
-        <w:r>
-          <w:rPr>
-            <w:lang w:val="pt_PT" w:bidi="pt_PT"/>
-          </w:rPr>
-          <w:rPr>
-            <w:color w:val="0000EE"/>
-            <w:u w:val="single"/>
-          </w:rPr>
-          <w:t>90.3–6</w:t>
-        </w:r>
-      </w:hyperlink>
+      <w:r>
+        <w:rPr>
+          <w:lang w:val="pt_PT" w:bidi="pt_PT"/>
+        </w:rPr>
+        <w:t>90.3–6</w:t>
+      </w:r>
       <w:r>
         <w:rPr>
           <w:lang w:val="pt_PT" w:bidi="pt_PT"/>
         </w:rPr>
         <w:t>,</w:t>
       </w:r>
-      <w:hyperlink r:id="rId100">
-        <w:r>
-          <w:rPr>
-            <w:lang w:val="pt_PT" w:bidi="pt_PT"/>
-          </w:rPr>
-          <w:rPr>
-            <w:color w:val="0000EE"/>
-            <w:u w:val="single"/>
-          </w:rPr>
-          <w:t>10–12</w:t>
-        </w:r>
-      </w:hyperlink>
+      <w:r>
+        <w:rPr>
+          <w:lang w:val="pt_PT" w:bidi="pt_PT"/>
+        </w:rPr>
+        <w:t>10–12</w:t>
+      </w:r>
       <w:r>
         <w:rPr>
           <w:lang w:val="pt_PT" w:bidi="pt_PT"/>
         </w:rPr>
         <w:t xml:space="preserve">; </w:t>
       </w:r>
-      <w:hyperlink r:id="rId101">
-        <w:r>
-          <w:rPr>
-            <w:lang w:val="pt_PT" w:bidi="pt_PT"/>
-          </w:rPr>
-          <w:rPr>
-            <w:color w:val="0000EE"/>
-            <w:u w:val="single"/>
-          </w:rPr>
-          <w:t>109.23</w:t>
-        </w:r>
-      </w:hyperlink>
+      <w:r>
+        <w:rPr>
+          <w:lang w:val="pt_PT" w:bidi="pt_PT"/>
+        </w:rPr>
+        <w:t>109.23</w:t>
+      </w:r>
       <w:r>
         <w:rPr>
           <w:lang w:val="pt_PT" w:bidi="pt_PT"/>
         </w:rPr>
         <w:t xml:space="preserve">; </w:t>
       </w:r>
-      <w:hyperlink r:id="rId102">
-        <w:r>
-          <w:rPr>
-            <w:lang w:val="pt_PT" w:bidi="pt_PT"/>
-          </w:rPr>
-          <w:rPr>
-            <w:color w:val="0000EE"/>
-            <w:u w:val="single"/>
-          </w:rPr>
-          <w:t>144.4</w:t>
-        </w:r>
-      </w:hyperlink>
+      <w:r>
+        <w:rPr>
+          <w:lang w:val="pt_PT" w:bidi="pt_PT"/>
+        </w:rPr>
+        <w:t>144.4</w:t>
+      </w:r>
       <w:r>
         <w:rPr>
           <w:lang w:val="pt_PT" w:bidi="pt_PT"/>
@@ -5551,108 +4975,72 @@
         </w:rPr>
         <w:t>O esforço para buscar luxos como perfumes caros é melhor empregado buscando uma boa reputação por sabedoria e retidão (</w:t>
       </w:r>
-      <w:hyperlink r:id="rId103">
-        <w:r>
-          <w:rPr>
-            <w:lang w:val="pt_PT" w:bidi="pt_PT"/>
-          </w:rPr>
-          <w:rPr>
-            <w:color w:val="0000EE"/>
-            <w:u w:val="single"/>
-          </w:rPr>
-          <w:t>Pv 22.1</w:t>
-        </w:r>
-      </w:hyperlink>
+      <w:r>
+        <w:rPr>
+          <w:lang w:val="pt_PT" w:bidi="pt_PT"/>
+        </w:rPr>
+        <w:t>Pv 22.1</w:t>
+      </w:r>
       <w:r>
         <w:rPr>
           <w:lang w:val="pt_PT" w:bidi="pt_PT"/>
         </w:rPr>
         <w:t xml:space="preserve">; </w:t>
       </w:r>
-      <w:hyperlink r:id="rId104">
-        <w:r>
-          <w:rPr>
-            <w:lang w:val="pt_PT" w:bidi="pt_PT"/>
-          </w:rPr>
-          <w:rPr>
-            <w:color w:val="0000EE"/>
-            <w:u w:val="single"/>
-          </w:rPr>
-          <w:t>28.6</w:t>
-        </w:r>
-      </w:hyperlink>
+      <w:r>
+        <w:rPr>
+          <w:lang w:val="pt_PT" w:bidi="pt_PT"/>
+        </w:rPr>
+        <w:t>28.6</w:t>
+      </w:r>
       <w:r>
         <w:rPr>
           <w:lang w:val="pt_PT" w:bidi="pt_PT"/>
         </w:rPr>
         <w:t>). • o dia da sua morte é melhor do que o dia do seu nascimento: Há um senso de alívio quando os problemas da vida terminam. As dificuldades da vida podem fazer alguém ansiar pela paz da morte (</w:t>
       </w:r>
-      <w:hyperlink r:id="rId44">
-        <w:r>
-          <w:rPr>
-            <w:lang w:val="pt_PT" w:bidi="pt_PT"/>
-          </w:rPr>
-          <w:rPr>
-            <w:color w:val="0000EE"/>
-            <w:u w:val="single"/>
-          </w:rPr>
-          <w:t>Ec 1.18</w:t>
-        </w:r>
-      </w:hyperlink>
+      <w:r>
+        <w:rPr>
+          <w:lang w:val="pt_PT" w:bidi="pt_PT"/>
+        </w:rPr>
+        <w:t>Ec 1.18</w:t>
+      </w:r>
       <w:r>
         <w:rPr>
           <w:lang w:val="pt_PT" w:bidi="pt_PT"/>
         </w:rPr>
         <w:t xml:space="preserve">; </w:t>
       </w:r>
-      <w:hyperlink r:id="rId105">
-        <w:r>
-          <w:rPr>
-            <w:lang w:val="pt_PT" w:bidi="pt_PT"/>
-          </w:rPr>
-          <w:rPr>
-            <w:color w:val="0000EE"/>
-            <w:u w:val="single"/>
-          </w:rPr>
-          <w:t>2.22</w:t>
-        </w:r>
-      </w:hyperlink>
+      <w:r>
+        <w:rPr>
+          <w:lang w:val="pt_PT" w:bidi="pt_PT"/>
+        </w:rPr>
+        <w:t>2.22</w:t>
+      </w:r>
       <w:r>
         <w:rPr>
           <w:lang w:val="pt_PT" w:bidi="pt_PT"/>
         </w:rPr>
         <w:t xml:space="preserve">; </w:t>
       </w:r>
-      <w:hyperlink r:id="rId106">
-        <w:r>
-          <w:rPr>
-            <w:lang w:val="pt_PT" w:bidi="pt_PT"/>
-          </w:rPr>
-          <w:rPr>
-            <w:color w:val="0000EE"/>
-            <w:u w:val="single"/>
-          </w:rPr>
-          <w:t>4.2–3</w:t>
-        </w:r>
-      </w:hyperlink>
+      <w:r>
+        <w:rPr>
+          <w:lang w:val="pt_PT" w:bidi="pt_PT"/>
+        </w:rPr>
+        <w:t>4.2–3</w:t>
+      </w:r>
       <w:r>
         <w:rPr>
           <w:lang w:val="pt_PT" w:bidi="pt_PT"/>
         </w:rPr>
         <w:t xml:space="preserve">; </w:t>
       </w:r>
-      <w:hyperlink r:id="rId79">
-        <w:r>
-          <w:rPr>
-            <w:lang w:val="pt_PT" w:bidi="pt_PT"/>
-          </w:rPr>
-          <w:rPr>
-            <w:color w:val="0000EE"/>
-            <w:u w:val="single"/>
-          </w:rPr>
-          <w:t>12.1</w:t>
-        </w:r>
-      </w:hyperlink>
+      <w:r>
+        <w:rPr>
+          <w:lang w:val="pt_PT" w:bidi="pt_PT"/>
+        </w:rPr>
+        <w:t>12.1</w:t>
+      </w:r>
       <w:r>
         <w:rPr>
           <w:lang w:val="pt_PT" w:bidi="pt_PT"/>
@@ -5755,18 +5143,12 @@
         </w:rPr>
         <w:t xml:space="preserve">Festas frívolas são tolas quando a sabedoria exige sobriedade em relação à morte (veja também </w:t>
       </w:r>
-      <w:hyperlink r:id="rId107">
-        <w:r>
-          <w:rPr>
-            <w:lang w:val="pt_PT" w:bidi="pt_PT"/>
-          </w:rPr>
-          <w:rPr>
-            <w:color w:val="0000EE"/>
-            <w:u w:val="single"/>
-          </w:rPr>
-          <w:t>2.12–13</w:t>
-        </w:r>
-      </w:hyperlink>
+      <w:r>
+        <w:rPr>
+          <w:lang w:val="pt_PT" w:bidi="pt_PT"/>
+        </w:rPr>
+        <w:t>2.12–13</w:t>
+      </w:r>
       <w:r>
         <w:rPr>
           <w:lang w:val="pt_PT" w:bidi="pt_PT"/>
@@ -5821,18 +5203,12 @@
         </w:rPr>
         <w:t>influência refinadora: Refletir sobriamente sobre a morte nos leva a compreender a gravidade da maldição de Deus sobre o pecado e nos convence da necessidade de viver a vida com sabedoria (</w:t>
       </w:r>
-      <w:hyperlink r:id="rId108">
-        <w:r>
-          <w:rPr>
-            <w:lang w:val="pt_PT" w:bidi="pt_PT"/>
-          </w:rPr>
-          <w:rPr>
-            <w:color w:val="0000EE"/>
-            <w:u w:val="single"/>
-          </w:rPr>
-          <w:t>9.10</w:t>
-        </w:r>
-      </w:hyperlink>
+      <w:r>
+        <w:rPr>
+          <w:lang w:val="pt_PT" w:bidi="pt_PT"/>
+        </w:rPr>
+        <w:t>9.10</w:t>
+      </w:r>
       <w:r>
         <w:rPr>
           <w:lang w:val="pt_PT" w:bidi="pt_PT"/>
@@ -5887,18 +5263,12 @@
         </w:rPr>
         <w:t>Receber elogios de um tolo e desfrutar do riso de um tolo são coisas passageiras e sem valor. Ser criticado por uma pessoa sábia pode levar a um ganho real (</w:t>
       </w:r>
-      <w:hyperlink r:id="rId109">
-        <w:r>
-          <w:rPr>
-            <w:lang w:val="pt_PT" w:bidi="pt_PT"/>
-          </w:rPr>
-          <w:rPr>
-            <w:color w:val="0000EE"/>
-            <w:u w:val="single"/>
-          </w:rPr>
-          <w:t>Pv 17.10</w:t>
-        </w:r>
-      </w:hyperlink>
+      <w:r>
+        <w:rPr>
+          <w:lang w:val="pt_PT" w:bidi="pt_PT"/>
+        </w:rPr>
+        <w:t>Pv 17.10</w:t>
+      </w:r>
       <w:r>
         <w:rPr>
           <w:lang w:val="pt_PT" w:bidi="pt_PT"/>
@@ -6001,36 +5371,24 @@
         </w:rPr>
         <w:t xml:space="preserve">a raiva te rotula como tolo: Cp. </w:t>
       </w:r>
-      <w:hyperlink r:id="rId110">
-        <w:r>
-          <w:rPr>
-            <w:lang w:val="pt_PT" w:bidi="pt_PT"/>
-          </w:rPr>
-          <w:rPr>
-            <w:color w:val="0000EE"/>
-            <w:u w:val="single"/>
-          </w:rPr>
-          <w:t>Pv 14.29</w:t>
-        </w:r>
-      </w:hyperlink>
+      <w:r>
+        <w:rPr>
+          <w:lang w:val="pt_PT" w:bidi="pt_PT"/>
+        </w:rPr>
+        <w:t>Pv 14.29</w:t>
+      </w:r>
       <w:r>
         <w:rPr>
           <w:lang w:val="pt_PT" w:bidi="pt_PT"/>
         </w:rPr>
         <w:t xml:space="preserve">; </w:t>
       </w:r>
-      <w:hyperlink r:id="rId111">
-        <w:r>
-          <w:rPr>
-            <w:lang w:val="pt_PT" w:bidi="pt_PT"/>
-          </w:rPr>
-          <w:rPr>
-            <w:color w:val="0000EE"/>
-            <w:u w:val="single"/>
-          </w:rPr>
-          <w:t>29.11</w:t>
-        </w:r>
-      </w:hyperlink>
+      <w:r>
+        <w:rPr>
+          <w:lang w:val="pt_PT" w:bidi="pt_PT"/>
+        </w:rPr>
+        <w:t>29.11</w:t>
+      </w:r>
       <w:r>
         <w:rPr>
           <w:lang w:val="pt_PT" w:bidi="pt_PT"/>
@@ -6097,54 +5455,36 @@
         </w:rPr>
         <w:t xml:space="preserve">Sabedoria e dinheiro são meios poderosos para nos trazer benefícios. • mas somente a sabedoria pode salvar sua vida: Veja </w:t>
       </w:r>
-      <w:hyperlink r:id="rId112">
-        <w:r>
-          <w:rPr>
-            <w:lang w:val="pt_PT" w:bidi="pt_PT"/>
-          </w:rPr>
-          <w:rPr>
-            <w:color w:val="0000EE"/>
-            <w:u w:val="single"/>
-          </w:rPr>
-          <w:t>7.17</w:t>
-        </w:r>
-      </w:hyperlink>
+      <w:r>
+        <w:rPr>
+          <w:lang w:val="pt_PT" w:bidi="pt_PT"/>
+        </w:rPr>
+        <w:t>7.17</w:t>
+      </w:r>
       <w:r>
         <w:rPr>
           <w:lang w:val="pt_PT" w:bidi="pt_PT"/>
         </w:rPr>
         <w:t xml:space="preserve">; </w:t>
       </w:r>
-      <w:hyperlink r:id="rId113">
-        <w:r>
-          <w:rPr>
-            <w:lang w:val="pt_PT" w:bidi="pt_PT"/>
-          </w:rPr>
-          <w:rPr>
-            <w:color w:val="0000EE"/>
-            <w:u w:val="single"/>
-          </w:rPr>
-          <w:t>Pv 10.2</w:t>
-        </w:r>
-      </w:hyperlink>
+      <w:r>
+        <w:rPr>
+          <w:lang w:val="pt_PT" w:bidi="pt_PT"/>
+        </w:rPr>
+        <w:t>Pv 10.2</w:t>
+      </w:r>
       <w:r>
         <w:rPr>
           <w:lang w:val="pt_PT" w:bidi="pt_PT"/>
         </w:rPr>
         <w:t xml:space="preserve">; </w:t>
       </w:r>
-      <w:hyperlink r:id="rId114">
-        <w:r>
-          <w:rPr>
-            <w:lang w:val="pt_PT" w:bidi="pt_PT"/>
-          </w:rPr>
-          <w:rPr>
-            <w:color w:val="0000EE"/>
-            <w:u w:val="single"/>
-          </w:rPr>
-          <w:t>11.4</w:t>
-        </w:r>
-      </w:hyperlink>
+      <w:r>
+        <w:rPr>
+          <w:lang w:val="pt_PT" w:bidi="pt_PT"/>
+        </w:rPr>
+        <w:t>11.4</w:t>
+      </w:r>
       <w:r>
         <w:rPr>
           <w:lang w:val="pt_PT" w:bidi="pt_PT"/>
@@ -6247,18 +5587,12 @@
         </w:rPr>
         <w:t xml:space="preserve">Desfrutar da prosperidade é benéfico, mas tais dádivas são passageiras. A pessoa sábia aceita a mão soberana de Deus em tudo (cp. </w:t>
       </w:r>
-      <w:hyperlink r:id="rId115">
-        <w:r>
-          <w:rPr>
-            <w:lang w:val="pt_PT" w:bidi="pt_PT"/>
-          </w:rPr>
-          <w:rPr>
-            <w:color w:val="0000EE"/>
-            <w:u w:val="single"/>
-          </w:rPr>
-          <w:t>Fp 4.11–13</w:t>
-        </w:r>
-      </w:hyperlink>
+      <w:r>
+        <w:rPr>
+          <w:lang w:val="pt_PT" w:bidi="pt_PT"/>
+        </w:rPr>
+        <w:t>Fp 4.11–13</w:t>
+      </w:r>
       <w:r>
         <w:rPr>
           <w:lang w:val="pt_PT" w:bidi="pt_PT"/>
@@ -6361,18 +5695,12 @@
         </w:rPr>
         <w:t xml:space="preserve">não seja muito perverso também: A tolice perversa pode levar a uma morte precoce (e.g., </w:t>
       </w:r>
-      <w:hyperlink r:id="rId116">
-        <w:r>
-          <w:rPr>
-            <w:lang w:val="pt_PT" w:bidi="pt_PT"/>
-          </w:rPr>
-          <w:rPr>
-            <w:color w:val="0000EE"/>
-            <w:u w:val="single"/>
-          </w:rPr>
-          <w:t>1Sm 25</w:t>
-        </w:r>
-      </w:hyperlink>
+      <w:r>
+        <w:rPr>
+          <w:lang w:val="pt_PT" w:bidi="pt_PT"/>
+        </w:rPr>
+        <w:t>1Sm 25</w:t>
+      </w:r>
       <w:r>
         <w:rPr>
           <w:lang w:val="pt_PT" w:bidi="pt_PT"/>
@@ -6427,36 +5755,24 @@
         </w:rPr>
         <w:t xml:space="preserve">Uma pessoa sábia: E.g., veja </w:t>
       </w:r>
-      <w:hyperlink r:id="rId117">
-        <w:r>
-          <w:rPr>
-            <w:lang w:val="pt_PT" w:bidi="pt_PT"/>
-          </w:rPr>
-          <w:rPr>
-            <w:color w:val="0000EE"/>
-            <w:u w:val="single"/>
-          </w:rPr>
-          <w:t>9.14–15</w:t>
-        </w:r>
-      </w:hyperlink>
+      <w:r>
+        <w:rPr>
+          <w:lang w:val="pt_PT" w:bidi="pt_PT"/>
+        </w:rPr>
+        <w:t>9.14–15</w:t>
+      </w:r>
       <w:r>
         <w:rPr>
           <w:lang w:val="pt_PT" w:bidi="pt_PT"/>
         </w:rPr>
         <w:t xml:space="preserve">; </w:t>
       </w:r>
-      <w:hyperlink r:id="rId118">
-        <w:r>
-          <w:rPr>
-            <w:lang w:val="pt_PT" w:bidi="pt_PT"/>
-          </w:rPr>
-          <w:rPr>
-            <w:color w:val="0000EE"/>
-            <w:u w:val="single"/>
-          </w:rPr>
-          <w:t>2Sm 20.15–22</w:t>
-        </w:r>
-      </w:hyperlink>
+      <w:r>
+        <w:rPr>
+          <w:lang w:val="pt_PT" w:bidi="pt_PT"/>
+        </w:rPr>
+        <w:t>2Sm 20.15–22</w:t>
+      </w:r>
       <w:r>
         <w:rPr>
           <w:lang w:val="pt_PT" w:bidi="pt_PT"/>
@@ -6511,54 +5827,36 @@
         </w:rPr>
         <w:t xml:space="preserve">Nem uma única pessoa... sempre boa e nunca peca: Cp. </w:t>
       </w:r>
-      <w:hyperlink r:id="rId119">
-        <w:r>
-          <w:rPr>
-            <w:lang w:val="pt_PT" w:bidi="pt_PT"/>
-          </w:rPr>
-          <w:rPr>
-            <w:color w:val="0000EE"/>
-            <w:u w:val="single"/>
-          </w:rPr>
-          <w:t>1Rs 8.46</w:t>
-        </w:r>
-      </w:hyperlink>
+      <w:r>
+        <w:rPr>
+          <w:lang w:val="pt_PT" w:bidi="pt_PT"/>
+        </w:rPr>
+        <w:t>1Rs 8.46</w:t>
+      </w:r>
       <w:r>
         <w:rPr>
           <w:lang w:val="pt_PT" w:bidi="pt_PT"/>
         </w:rPr>
         <w:t xml:space="preserve">; </w:t>
       </w:r>
-      <w:hyperlink r:id="rId120">
-        <w:r>
-          <w:rPr>
-            <w:lang w:val="pt_PT" w:bidi="pt_PT"/>
-          </w:rPr>
-          <w:rPr>
-            <w:color w:val="0000EE"/>
-            <w:u w:val="single"/>
-          </w:rPr>
-          <w:t>Pv 20.9</w:t>
-        </w:r>
-      </w:hyperlink>
+      <w:r>
+        <w:rPr>
+          <w:lang w:val="pt_PT" w:bidi="pt_PT"/>
+        </w:rPr>
+        <w:t>Pv 20.9</w:t>
+      </w:r>
       <w:r>
         <w:rPr>
           <w:lang w:val="pt_PT" w:bidi="pt_PT"/>
         </w:rPr>
         <w:t xml:space="preserve">; </w:t>
       </w:r>
-      <w:hyperlink r:id="rId121">
-        <w:r>
-          <w:rPr>
-            <w:lang w:val="pt_PT" w:bidi="pt_PT"/>
-          </w:rPr>
-          <w:rPr>
-            <w:color w:val="0000EE"/>
-            <w:u w:val="single"/>
-          </w:rPr>
-          <w:t>Rm 3.23</w:t>
-        </w:r>
-      </w:hyperlink>
+      <w:r>
+        <w:rPr>
+          <w:lang w:val="pt_PT" w:bidi="pt_PT"/>
+        </w:rPr>
+        <w:t>Rm 3.23</w:t>
+      </w:r>
       <w:r>
         <w:rPr>
           <w:lang w:val="pt_PT" w:bidi="pt_PT"/>
@@ -6661,36 +5959,24 @@
         </w:rPr>
         <w:t>não funcionou: O Pregador não conseguiu encontrar a sabedoria que procurava ou a razão das coisas. Tais razões estão escondidas na mente de Deus (</w:t>
       </w:r>
-      <w:hyperlink r:id="rId122">
-        <w:r>
-          <w:rPr>
-            <w:lang w:val="pt_PT" w:bidi="pt_PT"/>
-          </w:rPr>
-          <w:rPr>
-            <w:color w:val="0000EE"/>
-            <w:u w:val="single"/>
-          </w:rPr>
-          <w:t>3.11</w:t>
-        </w:r>
-      </w:hyperlink>
+      <w:r>
+        <w:rPr>
+          <w:lang w:val="pt_PT" w:bidi="pt_PT"/>
+        </w:rPr>
+        <w:t>3.11</w:t>
+      </w:r>
       <w:r>
         <w:rPr>
           <w:lang w:val="pt_PT" w:bidi="pt_PT"/>
         </w:rPr>
         <w:t xml:space="preserve">; </w:t>
       </w:r>
-      <w:hyperlink r:id="rId123">
-        <w:r>
-          <w:rPr>
-            <w:lang w:val="pt_PT" w:bidi="pt_PT"/>
-          </w:rPr>
-          <w:rPr>
-            <w:color w:val="0000EE"/>
-            <w:u w:val="single"/>
-          </w:rPr>
-          <w:t>8.17</w:t>
-        </w:r>
-      </w:hyperlink>
+      <w:r>
+        <w:rPr>
+          <w:lang w:val="pt_PT" w:bidi="pt_PT"/>
+        </w:rPr>
+        <w:t>8.17</w:t>
+      </w:r>
       <w:r>
         <w:rPr>
           <w:lang w:val="pt_PT" w:bidi="pt_PT"/>
@@ -6745,36 +6031,24 @@
         </w:rPr>
         <w:t xml:space="preserve">uma mulher sedutora: Cp. </w:t>
       </w:r>
-      <w:hyperlink r:id="rId124">
-        <w:r>
-          <w:rPr>
-            <w:lang w:val="pt_PT" w:bidi="pt_PT"/>
-          </w:rPr>
-          <w:rPr>
-            <w:color w:val="0000EE"/>
-            <w:u w:val="single"/>
-          </w:rPr>
-          <w:t>Pv 5</w:t>
-        </w:r>
-      </w:hyperlink>
+      <w:r>
+        <w:rPr>
+          <w:lang w:val="pt_PT" w:bidi="pt_PT"/>
+        </w:rPr>
+        <w:t>Pv 5</w:t>
+      </w:r>
       <w:r>
         <w:rPr>
           <w:lang w:val="pt_PT" w:bidi="pt_PT"/>
         </w:rPr>
         <w:t xml:space="preserve">; </w:t>
       </w:r>
-      <w:hyperlink r:id="rId125">
-        <w:r>
-          <w:rPr>
-            <w:lang w:val="pt_PT" w:bidi="pt_PT"/>
-          </w:rPr>
-          <w:rPr>
-            <w:color w:val="0000EE"/>
-            <w:u w:val="single"/>
-          </w:rPr>
-          <w:t>6.20–7.27</w:t>
-        </w:r>
-      </w:hyperlink>
+      <w:r>
+        <w:rPr>
+          <w:lang w:val="pt_PT" w:bidi="pt_PT"/>
+        </w:rPr>
+        <w:t>6.20–7.27</w:t>
+      </w:r>
       <w:r>
         <w:rPr>
           <w:lang w:val="pt_PT" w:bidi="pt_PT"/>
@@ -6829,18 +6103,12 @@
         </w:rPr>
         <w:t xml:space="preserve">Algumas traduções adicionam a frase é virtuoso (com base em </w:t>
       </w:r>
-      <w:hyperlink r:id="rId126">
-        <w:r>
-          <w:rPr>
-            <w:lang w:val="pt_PT" w:bidi="pt_PT"/>
-          </w:rPr>
-          <w:rPr>
-            <w:color w:val="0000EE"/>
-            <w:u w:val="single"/>
-          </w:rPr>
-          <w:t>7.29</w:t>
-        </w:r>
-      </w:hyperlink>
+      <w:r>
+        <w:rPr>
+          <w:lang w:val="pt_PT" w:bidi="pt_PT"/>
+        </w:rPr>
+        <w:t>7.29</w:t>
+      </w:r>
       <w:r>
         <w:rPr>
           <w:lang w:val="pt_PT" w:bidi="pt_PT"/>
@@ -6895,90 +6163,60 @@
         </w:rPr>
         <w:t>Após muita busca, o Pregador descobriu que o caminho declinante da humanidade a partir da ordem criada por Deus (</w:t>
       </w:r>
-      <w:hyperlink r:id="rId127">
-        <w:r>
-          <w:rPr>
-            <w:lang w:val="pt_PT" w:bidi="pt_PT"/>
-          </w:rPr>
-          <w:rPr>
-            <w:color w:val="0000EE"/>
-            <w:u w:val="single"/>
-          </w:rPr>
-          <w:t>Gn 1.27–28</w:t>
-        </w:r>
-      </w:hyperlink>
+      <w:r>
+        <w:rPr>
+          <w:lang w:val="pt_PT" w:bidi="pt_PT"/>
+        </w:rPr>
+        <w:t>Gn 1.27–28</w:t>
+      </w:r>
       <w:r>
         <w:rPr>
           <w:lang w:val="pt_PT" w:bidi="pt_PT"/>
         </w:rPr>
         <w:t xml:space="preserve">; </w:t>
       </w:r>
-      <w:hyperlink r:id="rId128">
-        <w:r>
-          <w:rPr>
-            <w:lang w:val="pt_PT" w:bidi="pt_PT"/>
-          </w:rPr>
-          <w:rPr>
-            <w:color w:val="0000EE"/>
-            <w:u w:val="single"/>
-          </w:rPr>
-          <w:t>2.23–25</w:t>
-        </w:r>
-      </w:hyperlink>
+      <w:r>
+        <w:rPr>
+          <w:lang w:val="pt_PT" w:bidi="pt_PT"/>
+        </w:rPr>
+        <w:t>2.23–25</w:t>
+      </w:r>
       <w:r>
         <w:rPr>
           <w:lang w:val="pt_PT" w:bidi="pt_PT"/>
         </w:rPr>
         <w:t xml:space="preserve">; </w:t>
       </w:r>
-      <w:hyperlink r:id="rId129">
-        <w:r>
-          <w:rPr>
-            <w:lang w:val="pt_PT" w:bidi="pt_PT"/>
-          </w:rPr>
-          <w:rPr>
-            <w:color w:val="0000EE"/>
-            <w:u w:val="single"/>
-          </w:rPr>
-          <w:t>3.1–19</w:t>
-        </w:r>
-      </w:hyperlink>
+      <w:r>
+        <w:rPr>
+          <w:lang w:val="pt_PT" w:bidi="pt_PT"/>
+        </w:rPr>
+        <w:t>3.1–19</w:t>
+      </w:r>
       <w:r>
         <w:rPr>
           <w:lang w:val="pt_PT" w:bidi="pt_PT"/>
         </w:rPr>
         <w:t xml:space="preserve">) foi repetido pelos descendentes de Adão e Eva (cf. </w:t>
       </w:r>
-      <w:hyperlink r:id="rId130">
-        <w:r>
-          <w:rPr>
-            <w:lang w:val="pt_PT" w:bidi="pt_PT"/>
-          </w:rPr>
-          <w:rPr>
-            <w:color w:val="0000EE"/>
-            <w:u w:val="single"/>
-          </w:rPr>
-          <w:t>Rm 3.10–18</w:t>
-        </w:r>
-      </w:hyperlink>
+      <w:r>
+        <w:rPr>
+          <w:lang w:val="pt_PT" w:bidi="pt_PT"/>
+        </w:rPr>
+        <w:t>Rm 3.10–18</w:t>
+      </w:r>
       <w:r>
         <w:rPr>
           <w:lang w:val="pt_PT" w:bidi="pt_PT"/>
         </w:rPr>
         <w:t xml:space="preserve">, </w:t>
       </w:r>
-      <w:hyperlink r:id="rId121">
-        <w:r>
-          <w:rPr>
-            <w:lang w:val="pt_PT" w:bidi="pt_PT"/>
-          </w:rPr>
-          <w:rPr>
-            <w:color w:val="0000EE"/>
-            <w:u w:val="single"/>
-          </w:rPr>
-          <w:t>23</w:t>
-        </w:r>
-      </w:hyperlink>
+      <w:r>
+        <w:rPr>
+          <w:lang w:val="pt_PT" w:bidi="pt_PT"/>
+        </w:rPr>
+        <w:t>23</w:t>
+      </w:r>
       <w:r>
         <w:rPr>
           <w:lang w:val="pt_PT" w:bidi="pt_PT"/>
@@ -7081,36 +6319,24 @@
         </w:rPr>
         <w:t xml:space="preserve">já que você prometeu a Deus que faria: Cp. </w:t>
       </w:r>
-      <w:hyperlink r:id="rId131">
-        <w:r>
-          <w:rPr>
-            <w:lang w:val="pt_PT" w:bidi="pt_PT"/>
-          </w:rPr>
-          <w:rPr>
-            <w:color w:val="0000EE"/>
-            <w:u w:val="single"/>
-          </w:rPr>
-          <w:t>5.2–6</w:t>
-        </w:r>
-      </w:hyperlink>
+      <w:r>
+        <w:rPr>
+          <w:lang w:val="pt_PT" w:bidi="pt_PT"/>
+        </w:rPr>
+        <w:t>5.2–6</w:t>
+      </w:r>
       <w:r>
         <w:rPr>
           <w:lang w:val="pt_PT" w:bidi="pt_PT"/>
         </w:rPr>
         <w:t xml:space="preserve">; </w:t>
       </w:r>
-      <w:hyperlink r:id="rId132">
-        <w:r>
-          <w:rPr>
-            <w:lang w:val="pt_PT" w:bidi="pt_PT"/>
-          </w:rPr>
-          <w:rPr>
-            <w:color w:val="0000EE"/>
-            <w:u w:val="single"/>
-          </w:rPr>
-          <w:t>1Rs 2.41–43</w:t>
-        </w:r>
-      </w:hyperlink>
+      <w:r>
+        <w:rPr>
+          <w:lang w:val="pt_PT" w:bidi="pt_PT"/>
+        </w:rPr>
+        <w:t>1Rs 2.41–43</w:t>
+      </w:r>
       <w:r>
         <w:rPr>
           <w:lang w:val="pt_PT" w:bidi="pt_PT"/>
@@ -7213,36 +6439,24 @@
         </w:rPr>
         <w:t xml:space="preserve">há um tempo... para tudo: Aqueles que são sábios estarão prontos quando surgir um momento oportuno (veja </w:t>
       </w:r>
-      <w:hyperlink r:id="rId58">
-        <w:r>
-          <w:rPr>
-            <w:lang w:val="pt_PT" w:bidi="pt_PT"/>
-          </w:rPr>
-          <w:rPr>
-            <w:color w:val="0000EE"/>
-            <w:u w:val="single"/>
-          </w:rPr>
-          <w:t>3.1–8</w:t>
-        </w:r>
-      </w:hyperlink>
+      <w:r>
+        <w:rPr>
+          <w:lang w:val="pt_PT" w:bidi="pt_PT"/>
+        </w:rPr>
+        <w:t>3.1–8</w:t>
+      </w:r>
       <w:r>
         <w:rPr>
           <w:lang w:val="pt_PT" w:bidi="pt_PT"/>
         </w:rPr>
         <w:t xml:space="preserve">; </w:t>
       </w:r>
-      <w:hyperlink r:id="rId52">
-        <w:r>
-          <w:rPr>
-            <w:lang w:val="pt_PT" w:bidi="pt_PT"/>
-          </w:rPr>
-          <w:rPr>
-            <w:color w:val="0000EE"/>
-            <w:u w:val="single"/>
-          </w:rPr>
-          <w:t>Ef 5.16</w:t>
-        </w:r>
-      </w:hyperlink>
+      <w:r>
+        <w:rPr>
+          <w:lang w:val="pt_PT" w:bidi="pt_PT"/>
+        </w:rPr>
+        <w:t>Ef 5.16</w:t>
+      </w:r>
       <w:r>
         <w:rPr>
           <w:lang w:val="pt_PT" w:bidi="pt_PT"/>
@@ -7393,36 +6607,24 @@
         </w:rPr>
         <w:t>A injustiça é momentânea e não perturba os planos de Deus para a justiça (</w:t>
       </w:r>
-      <w:hyperlink r:id="rId133">
-        <w:r>
-          <w:rPr>
-            <w:lang w:val="pt_PT" w:bidi="pt_PT"/>
-          </w:rPr>
-          <w:rPr>
-            <w:color w:val="0000EE"/>
-            <w:u w:val="single"/>
-          </w:rPr>
-          <w:t>3.16–17</w:t>
-        </w:r>
-      </w:hyperlink>
+      <w:r>
+        <w:rPr>
+          <w:lang w:val="pt_PT" w:bidi="pt_PT"/>
+        </w:rPr>
+        <w:t>3.16–17</w:t>
+      </w:r>
       <w:r>
         <w:rPr>
           <w:lang w:val="pt_PT" w:bidi="pt_PT"/>
         </w:rPr>
         <w:t xml:space="preserve">; </w:t>
       </w:r>
-      <w:hyperlink r:id="rId66">
-        <w:r>
-          <w:rPr>
-            <w:lang w:val="pt_PT" w:bidi="pt_PT"/>
-          </w:rPr>
-          <w:rPr>
-            <w:color w:val="0000EE"/>
-            <w:u w:val="single"/>
-          </w:rPr>
-          <w:t>12.14</w:t>
-        </w:r>
-      </w:hyperlink>
+      <w:r>
+        <w:rPr>
+          <w:lang w:val="pt_PT" w:bidi="pt_PT"/>
+        </w:rPr>
+        <w:t>12.14</w:t>
+      </w:r>
       <w:r>
         <w:rPr>
           <w:lang w:val="pt_PT" w:bidi="pt_PT"/>
@@ -7477,90 +6679,60 @@
         </w:rPr>
         <w:t>A conclusão do Pregador é familiar (</w:t>
       </w:r>
-      <w:hyperlink r:id="rId70">
-        <w:r>
-          <w:rPr>
-            <w:lang w:val="pt_PT" w:bidi="pt_PT"/>
-          </w:rPr>
-          <w:rPr>
-            <w:color w:val="0000EE"/>
-            <w:u w:val="single"/>
-          </w:rPr>
-          <w:t>2.24–25</w:t>
-        </w:r>
-      </w:hyperlink>
+      <w:r>
+        <w:rPr>
+          <w:lang w:val="pt_PT" w:bidi="pt_PT"/>
+        </w:rPr>
+        <w:t>2.24–25</w:t>
+      </w:r>
       <w:r>
         <w:rPr>
           <w:lang w:val="pt_PT" w:bidi="pt_PT"/>
         </w:rPr>
         <w:t xml:space="preserve">; </w:t>
       </w:r>
-      <w:hyperlink r:id="rId57">
-        <w:r>
-          <w:rPr>
-            <w:lang w:val="pt_PT" w:bidi="pt_PT"/>
-          </w:rPr>
-          <w:rPr>
-            <w:color w:val="0000EE"/>
-            <w:u w:val="single"/>
-          </w:rPr>
-          <w:t>3.12–13</w:t>
-        </w:r>
-      </w:hyperlink>
+      <w:r>
+        <w:rPr>
+          <w:lang w:val="pt_PT" w:bidi="pt_PT"/>
+        </w:rPr>
+        <w:t>3.12–13</w:t>
+      </w:r>
       <w:r>
         <w:rPr>
           <w:lang w:val="pt_PT" w:bidi="pt_PT"/>
         </w:rPr>
         <w:t>,</w:t>
       </w:r>
-      <w:hyperlink r:id="rId93">
-        <w:r>
-          <w:rPr>
-            <w:lang w:val="pt_PT" w:bidi="pt_PT"/>
-          </w:rPr>
-          <w:rPr>
-            <w:color w:val="0000EE"/>
-            <w:u w:val="single"/>
-          </w:rPr>
-          <w:t>22</w:t>
-        </w:r>
-      </w:hyperlink>
+      <w:r>
+        <w:rPr>
+          <w:lang w:val="pt_PT" w:bidi="pt_PT"/>
+        </w:rPr>
+        <w:t>22</w:t>
+      </w:r>
       <w:r>
         <w:rPr>
           <w:lang w:val="pt_PT" w:bidi="pt_PT"/>
         </w:rPr>
         <w:t xml:space="preserve">; </w:t>
       </w:r>
-      <w:hyperlink r:id="rId36">
-        <w:r>
-          <w:rPr>
-            <w:lang w:val="pt_PT" w:bidi="pt_PT"/>
-          </w:rPr>
-          <w:rPr>
-            <w:color w:val="0000EE"/>
-            <w:u w:val="single"/>
-          </w:rPr>
-          <w:t>5.18–20</w:t>
-        </w:r>
-      </w:hyperlink>
+      <w:r>
+        <w:rPr>
+          <w:lang w:val="pt_PT" w:bidi="pt_PT"/>
+        </w:rPr>
+        <w:t>5.18–20</w:t>
+      </w:r>
       <w:r>
         <w:rPr>
           <w:lang w:val="pt_PT" w:bidi="pt_PT"/>
         </w:rPr>
         <w:t xml:space="preserve">; </w:t>
       </w:r>
-      <w:hyperlink r:id="rId134">
-        <w:r>
-          <w:rPr>
-            <w:lang w:val="pt_PT" w:bidi="pt_PT"/>
-          </w:rPr>
-          <w:rPr>
-            <w:color w:val="0000EE"/>
-            <w:u w:val="single"/>
-          </w:rPr>
-          <w:t>6.9</w:t>
-        </w:r>
-      </w:hyperlink>
+      <w:r>
+        <w:rPr>
+          <w:lang w:val="pt_PT" w:bidi="pt_PT"/>
+        </w:rPr>
+        <w:t>6.9</w:t>
+      </w:r>
       <w:r>
         <w:rPr>
           <w:lang w:val="pt_PT" w:bidi="pt_PT"/>
@@ -7663,18 +6835,12 @@
         </w:rPr>
         <w:t>Outra generalização a partir de uma observação ao longo da vida é que a morte parece ser sem sentido. Por que alguns morrem e outros vivem mais? A decisão soberana de Deus nessa questão é imprevisível (</w:t>
       </w:r>
-      <w:hyperlink r:id="rId135">
-        <w:r>
-          <w:rPr>
-            <w:lang w:val="pt_PT" w:bidi="pt_PT"/>
-          </w:rPr>
-          <w:rPr>
-            <w:color w:val="0000EE"/>
-            <w:u w:val="single"/>
-          </w:rPr>
-          <w:t>7.13–14</w:t>
-        </w:r>
-      </w:hyperlink>
+      <w:r>
+        <w:rPr>
+          <w:lang w:val="pt_PT" w:bidi="pt_PT"/>
+        </w:rPr>
+        <w:t>7.13–14</w:t>
+      </w:r>
       <w:r>
         <w:rPr>
           <w:lang w:val="pt_PT" w:bidi="pt_PT"/>
@@ -7729,54 +6895,36 @@
         </w:rPr>
         <w:t xml:space="preserve">Ninguém sabe se Deus lhes mostrará favor: Não há garantia de que a retidão será recompensada nesta vida (cp. </w:t>
       </w:r>
-      <w:hyperlink r:id="rId136">
-        <w:r>
-          <w:rPr>
-            <w:lang w:val="pt_PT" w:bidi="pt_PT"/>
-          </w:rPr>
-          <w:rPr>
-            <w:color w:val="0000EE"/>
-            <w:u w:val="single"/>
-          </w:rPr>
-          <w:t>3.17–22</w:t>
-        </w:r>
-      </w:hyperlink>
+      <w:r>
+        <w:rPr>
+          <w:lang w:val="pt_PT" w:bidi="pt_PT"/>
+        </w:rPr>
+        <w:t>3.17–22</w:t>
+      </w:r>
       <w:r>
         <w:rPr>
           <w:lang w:val="pt_PT" w:bidi="pt_PT"/>
         </w:rPr>
         <w:t xml:space="preserve">; </w:t>
       </w:r>
-      <w:hyperlink r:id="rId137">
-        <w:r>
-          <w:rPr>
-            <w:lang w:val="pt_PT" w:bidi="pt_PT"/>
-          </w:rPr>
-          <w:rPr>
-            <w:color w:val="0000EE"/>
-            <w:u w:val="single"/>
-          </w:rPr>
-          <w:t>8.10–15</w:t>
-        </w:r>
-      </w:hyperlink>
+      <w:r>
+        <w:rPr>
+          <w:lang w:val="pt_PT" w:bidi="pt_PT"/>
+        </w:rPr>
+        <w:t>8.10–15</w:t>
+      </w:r>
       <w:r>
         <w:rPr>
           <w:lang w:val="pt_PT" w:bidi="pt_PT"/>
         </w:rPr>
         <w:t xml:space="preserve">; </w:t>
       </w:r>
-      <w:hyperlink r:id="rId66">
-        <w:r>
-          <w:rPr>
-            <w:lang w:val="pt_PT" w:bidi="pt_PT"/>
-          </w:rPr>
-          <w:rPr>
-            <w:color w:val="0000EE"/>
-            <w:u w:val="single"/>
-          </w:rPr>
-          <w:t>12.14</w:t>
-        </w:r>
-      </w:hyperlink>
+      <w:r>
+        <w:rPr>
+          <w:lang w:val="pt_PT" w:bidi="pt_PT"/>
+        </w:rPr>
+        <w:t>12.14</w:t>
+      </w:r>
       <w:r>
         <w:rPr>
           <w:lang w:val="pt_PT" w:bidi="pt_PT"/>
@@ -7940,36 +7088,24 @@
         </w:rPr>
         <w:t xml:space="preserve">A esperança de desfrutar é tão viva quanto aquele que espera. Nesse sentido, é melhor estar vivo (cp. </w:t>
       </w:r>
-      <w:hyperlink r:id="rId138">
-        <w:r>
-          <w:rPr>
-            <w:lang w:val="pt_PT" w:bidi="pt_PT"/>
-          </w:rPr>
-          <w:rPr>
-            <w:color w:val="0000EE"/>
-            <w:u w:val="single"/>
-          </w:rPr>
-          <w:t>6.3</w:t>
-        </w:r>
-      </w:hyperlink>
+      <w:r>
+        <w:rPr>
+          <w:lang w:val="pt_PT" w:bidi="pt_PT"/>
+        </w:rPr>
+        <w:t>6.3</w:t>
+      </w:r>
       <w:r>
         <w:rPr>
           <w:lang w:val="pt_PT" w:bidi="pt_PT"/>
         </w:rPr>
         <w:t xml:space="preserve">; </w:t>
       </w:r>
-      <w:hyperlink r:id="rId139">
-        <w:r>
-          <w:rPr>
-            <w:lang w:val="pt_PT" w:bidi="pt_PT"/>
-          </w:rPr>
-          <w:rPr>
-            <w:color w:val="0000EE"/>
-            <w:u w:val="single"/>
-          </w:rPr>
-          <w:t>7.1</w:t>
-        </w:r>
-      </w:hyperlink>
+      <w:r>
+        <w:rPr>
+          <w:lang w:val="pt_PT" w:bidi="pt_PT"/>
+        </w:rPr>
+        <w:t>7.1</w:t>
+      </w:r>
       <w:r>
         <w:rPr>
           <w:lang w:val="pt_PT" w:bidi="pt_PT"/>
@@ -8133,18 +7269,12 @@
         </w:rPr>
         <w:t xml:space="preserve">decidido por acaso: Não podemos controlar o resultado (cp. </w:t>
       </w:r>
-      <w:hyperlink r:id="rId140">
-        <w:r>
-          <w:rPr>
-            <w:lang w:val="pt_PT" w:bidi="pt_PT"/>
-          </w:rPr>
-          <w:rPr>
-            <w:color w:val="0000EE"/>
-            <w:u w:val="single"/>
-          </w:rPr>
-          <w:t>7.13</w:t>
-        </w:r>
-      </w:hyperlink>
+      <w:r>
+        <w:rPr>
+          <w:lang w:val="pt_PT" w:bidi="pt_PT"/>
+        </w:rPr>
+        <w:t>7.13</w:t>
+      </w:r>
       <w:r>
         <w:rPr>
           <w:lang w:val="pt_PT" w:bidi="pt_PT"/>
@@ -8199,108 +7329,72 @@
         </w:rPr>
         <w:t xml:space="preserve">A ação sábia e particular deste pobre homem foi eficaz. A sabedoria é melhor do que poder, força ou armas (veja </w:t>
       </w:r>
-      <w:hyperlink r:id="rId141">
-        <w:r>
-          <w:rPr>
-            <w:lang w:val="pt_PT" w:bidi="pt_PT"/>
-          </w:rPr>
-          <w:rPr>
-            <w:color w:val="0000EE"/>
-            <w:u w:val="single"/>
-          </w:rPr>
-          <w:t>4.13</w:t>
-        </w:r>
-      </w:hyperlink>
+      <w:r>
+        <w:rPr>
+          <w:lang w:val="pt_PT" w:bidi="pt_PT"/>
+        </w:rPr>
+        <w:t>4.13</w:t>
+      </w:r>
       <w:r>
         <w:rPr>
           <w:lang w:val="pt_PT" w:bidi="pt_PT"/>
         </w:rPr>
         <w:t xml:space="preserve">; </w:t>
       </w:r>
-      <w:hyperlink r:id="rId142">
-        <w:r>
-          <w:rPr>
-            <w:lang w:val="pt_PT" w:bidi="pt_PT"/>
-          </w:rPr>
-          <w:rPr>
-            <w:color w:val="0000EE"/>
-            <w:u w:val="single"/>
-          </w:rPr>
-          <w:t>7.9</w:t>
-        </w:r>
-      </w:hyperlink>
+      <w:r>
+        <w:rPr>
+          <w:lang w:val="pt_PT" w:bidi="pt_PT"/>
+        </w:rPr>
+        <w:t>7.9</w:t>
+      </w:r>
       <w:r>
         <w:rPr>
           <w:lang w:val="pt_PT" w:bidi="pt_PT"/>
         </w:rPr>
         <w:t>,</w:t>
       </w:r>
-      <w:hyperlink r:id="rId143">
-        <w:r>
-          <w:rPr>
-            <w:lang w:val="pt_PT" w:bidi="pt_PT"/>
-          </w:rPr>
-          <w:rPr>
-            <w:color w:val="0000EE"/>
-            <w:u w:val="single"/>
-          </w:rPr>
-          <w:t>19</w:t>
-        </w:r>
-      </w:hyperlink>
+      <w:r>
+        <w:rPr>
+          <w:lang w:val="pt_PT" w:bidi="pt_PT"/>
+        </w:rPr>
+        <w:t>19</w:t>
+      </w:r>
       <w:r>
         <w:rPr>
           <w:lang w:val="pt_PT" w:bidi="pt_PT"/>
         </w:rPr>
         <w:t xml:space="preserve">; </w:t>
       </w:r>
-      <w:hyperlink r:id="rId144">
-        <w:r>
-          <w:rPr>
-            <w:lang w:val="pt_PT" w:bidi="pt_PT"/>
-          </w:rPr>
-          <w:rPr>
-            <w:color w:val="0000EE"/>
-            <w:u w:val="single"/>
-          </w:rPr>
-          <w:t>10.4</w:t>
-        </w:r>
-      </w:hyperlink>
+      <w:r>
+        <w:rPr>
+          <w:lang w:val="pt_PT" w:bidi="pt_PT"/>
+        </w:rPr>
+        <w:t>10.4</w:t>
+      </w:r>
       <w:r>
         <w:rPr>
           <w:lang w:val="pt_PT" w:bidi="pt_PT"/>
         </w:rPr>
         <w:t xml:space="preserve">), ainda assim os dignos nem sempre são honrados, e até mesmo os sábios são esquecidos (veja </w:t>
       </w:r>
-      <w:hyperlink r:id="rId145">
-        <w:r>
-          <w:rPr>
-            <w:lang w:val="pt_PT" w:bidi="pt_PT"/>
-          </w:rPr>
-          <w:rPr>
-            <w:color w:val="0000EE"/>
-            <w:u w:val="single"/>
-          </w:rPr>
-          <w:t>2.16</w:t>
-        </w:r>
-      </w:hyperlink>
+      <w:r>
+        <w:rPr>
+          <w:lang w:val="pt_PT" w:bidi="pt_PT"/>
+        </w:rPr>
+        <w:t>2.16</w:t>
+      </w:r>
       <w:r>
         <w:rPr>
           <w:lang w:val="pt_PT" w:bidi="pt_PT"/>
         </w:rPr>
         <w:t xml:space="preserve">; </w:t>
       </w:r>
-      <w:hyperlink r:id="rId146">
-        <w:r>
-          <w:rPr>
-            <w:lang w:val="pt_PT" w:bidi="pt_PT"/>
-          </w:rPr>
-          <w:rPr>
-            <w:color w:val="0000EE"/>
-            <w:u w:val="single"/>
-          </w:rPr>
-          <w:t>4.16</w:t>
-        </w:r>
-      </w:hyperlink>
+      <w:r>
+        <w:rPr>
+          <w:lang w:val="pt_PT" w:bidi="pt_PT"/>
+        </w:rPr>
+        <w:t>4.16</w:t>
+      </w:r>
       <w:r>
         <w:rPr>
           <w:lang w:val="pt_PT" w:bidi="pt_PT"/>
@@ -8547,18 +7641,12 @@
         </w:rPr>
         <w:t xml:space="preserve">servos cavalgando... príncipes andando: Cp. </w:t>
       </w:r>
-      <w:hyperlink r:id="rId147">
-        <w:r>
-          <w:rPr>
-            <w:lang w:val="pt_PT" w:bidi="pt_PT"/>
-          </w:rPr>
-          <w:rPr>
-            <w:color w:val="0000EE"/>
-            <w:u w:val="single"/>
-          </w:rPr>
-          <w:t>Pv 19.10</w:t>
-        </w:r>
-      </w:hyperlink>
+      <w:r>
+        <w:rPr>
+          <w:lang w:val="pt_PT" w:bidi="pt_PT"/>
+        </w:rPr>
+        <w:t>Pv 19.10</w:t>
+      </w:r>
       <w:r>
         <w:rPr>
           <w:lang w:val="pt_PT" w:bidi="pt_PT"/>
@@ -8757,90 +7845,60 @@
         </w:rPr>
         <w:t xml:space="preserve">Os tolos são destruídos por coisas como promessas insensatas, serem pegos em falso testemunho e irritar as pessoas erradas (veja </w:t>
       </w:r>
-      <w:hyperlink r:id="rId148">
-        <w:r>
-          <w:rPr>
-            <w:lang w:val="pt_PT" w:bidi="pt_PT"/>
-          </w:rPr>
-          <w:rPr>
-            <w:color w:val="0000EE"/>
-            <w:u w:val="single"/>
-          </w:rPr>
-          <w:t>5.6</w:t>
-        </w:r>
-      </w:hyperlink>
+      <w:r>
+        <w:rPr>
+          <w:lang w:val="pt_PT" w:bidi="pt_PT"/>
+        </w:rPr>
+        <w:t>5.6</w:t>
+      </w:r>
       <w:r>
         <w:rPr>
           <w:lang w:val="pt_PT" w:bidi="pt_PT"/>
         </w:rPr>
         <w:t xml:space="preserve">; </w:t>
       </w:r>
-      <w:hyperlink r:id="rId149">
-        <w:r>
-          <w:rPr>
-            <w:lang w:val="pt_PT" w:bidi="pt_PT"/>
-          </w:rPr>
-          <w:rPr>
-            <w:color w:val="0000EE"/>
-            <w:u w:val="single"/>
-          </w:rPr>
-          <w:t>Pv 17.20</w:t>
-        </w:r>
-      </w:hyperlink>
+      <w:r>
+        <w:rPr>
+          <w:lang w:val="pt_PT" w:bidi="pt_PT"/>
+        </w:rPr>
+        <w:t>Pv 17.20</w:t>
+      </w:r>
       <w:r>
         <w:rPr>
           <w:lang w:val="pt_PT" w:bidi="pt_PT"/>
         </w:rPr>
         <w:t xml:space="preserve">; </w:t>
       </w:r>
-      <w:hyperlink r:id="rId150">
-        <w:r>
-          <w:rPr>
-            <w:lang w:val="pt_PT" w:bidi="pt_PT"/>
-          </w:rPr>
-          <w:rPr>
-            <w:color w:val="0000EE"/>
-            <w:u w:val="single"/>
-          </w:rPr>
-          <w:t>18.6–7</w:t>
-        </w:r>
-      </w:hyperlink>
+      <w:r>
+        <w:rPr>
+          <w:lang w:val="pt_PT" w:bidi="pt_PT"/>
+        </w:rPr>
+        <w:t>18.6–7</w:t>
+      </w:r>
       <w:r>
         <w:rPr>
           <w:lang w:val="pt_PT" w:bidi="pt_PT"/>
         </w:rPr>
         <w:t xml:space="preserve">; </w:t>
       </w:r>
-      <w:hyperlink r:id="rId151">
-        <w:r>
-          <w:rPr>
-            <w:lang w:val="pt_PT" w:bidi="pt_PT"/>
-          </w:rPr>
-          <w:rPr>
-            <w:color w:val="0000EE"/>
-            <w:u w:val="single"/>
-          </w:rPr>
-          <w:t>19.5</w:t>
-        </w:r>
-      </w:hyperlink>
+      <w:r>
+        <w:rPr>
+          <w:lang w:val="pt_PT" w:bidi="pt_PT"/>
+        </w:rPr>
+        <w:t>19.5</w:t>
+      </w:r>
       <w:r>
         <w:rPr>
           <w:lang w:val="pt_PT" w:bidi="pt_PT"/>
         </w:rPr>
         <w:t>,</w:t>
       </w:r>
-      <w:hyperlink r:id="rId152">
-        <w:r>
-          <w:rPr>
-            <w:lang w:val="pt_PT" w:bidi="pt_PT"/>
-          </w:rPr>
-          <w:rPr>
-            <w:color w:val="0000EE"/>
-            <w:u w:val="single"/>
-          </w:rPr>
-          <w:t>9</w:t>
-        </w:r>
-      </w:hyperlink>
+      <w:r>
+        <w:rPr>
+          <w:lang w:val="pt_PT" w:bidi="pt_PT"/>
+        </w:rPr>
+        <w:t>9</w:t>
+      </w:r>
       <w:r>
         <w:rPr>
           <w:lang w:val="pt_PT" w:bidi="pt_PT"/>
@@ -8895,90 +7953,60 @@
         </w:rPr>
         <w:t xml:space="preserve">eles conversam sem parar: Tolos estão sempre falando sobre nada (veja </w:t>
       </w:r>
-      <w:hyperlink r:id="rId82">
-        <w:r>
-          <w:rPr>
-            <w:lang w:val="pt_PT" w:bidi="pt_PT"/>
-          </w:rPr>
-          <w:rPr>
-            <w:color w:val="0000EE"/>
-            <w:u w:val="single"/>
-          </w:rPr>
-          <w:t>5.3</w:t>
-        </w:r>
-      </w:hyperlink>
+      <w:r>
+        <w:rPr>
+          <w:lang w:val="pt_PT" w:bidi="pt_PT"/>
+        </w:rPr>
+        <w:t>5.3</w:t>
+      </w:r>
       <w:r>
         <w:rPr>
           <w:lang w:val="pt_PT" w:bidi="pt_PT"/>
         </w:rPr>
         <w:t xml:space="preserve">; </w:t>
       </w:r>
-      <w:hyperlink r:id="rId153">
-        <w:r>
-          <w:rPr>
-            <w:lang w:val="pt_PT" w:bidi="pt_PT"/>
-          </w:rPr>
-          <w:rPr>
-            <w:color w:val="0000EE"/>
-            <w:u w:val="single"/>
-          </w:rPr>
-          <w:t>6.11</w:t>
-        </w:r>
-      </w:hyperlink>
+      <w:r>
+        <w:rPr>
+          <w:lang w:val="pt_PT" w:bidi="pt_PT"/>
+        </w:rPr>
+        <w:t>6.11</w:t>
+      </w:r>
       <w:r>
         <w:rPr>
           <w:lang w:val="pt_PT" w:bidi="pt_PT"/>
         </w:rPr>
         <w:t xml:space="preserve">; </w:t>
       </w:r>
-      <w:hyperlink r:id="rId75">
-        <w:r>
-          <w:rPr>
-            <w:lang w:val="pt_PT" w:bidi="pt_PT"/>
-          </w:rPr>
-          <w:rPr>
-            <w:color w:val="0000EE"/>
-            <w:u w:val="single"/>
-          </w:rPr>
-          <w:t>Pv 10.19</w:t>
-        </w:r>
-      </w:hyperlink>
+      <w:r>
+        <w:rPr>
+          <w:lang w:val="pt_PT" w:bidi="pt_PT"/>
+        </w:rPr>
+        <w:t>Pv 10.19</w:t>
+      </w:r>
       <w:r>
         <w:rPr>
           <w:lang w:val="pt_PT" w:bidi="pt_PT"/>
         </w:rPr>
         <w:t xml:space="preserve">; </w:t>
       </w:r>
-      <w:hyperlink r:id="rId91">
-        <w:r>
-          <w:rPr>
-            <w:lang w:val="pt_PT" w:bidi="pt_PT"/>
-          </w:rPr>
-          <w:rPr>
-            <w:color w:val="0000EE"/>
-            <w:u w:val="single"/>
-          </w:rPr>
-          <w:t>17.28</w:t>
-        </w:r>
-      </w:hyperlink>
+      <w:r>
+        <w:rPr>
+          <w:lang w:val="pt_PT" w:bidi="pt_PT"/>
+        </w:rPr>
+        <w:t>17.28</w:t>
+      </w:r>
       <w:r>
         <w:rPr>
           <w:lang w:val="pt_PT" w:bidi="pt_PT"/>
         </w:rPr>
         <w:t xml:space="preserve">). • ninguém pode prever o futuro: Os sábios não perderão tempo em conversas tolas nem sofrerão suas consequências (veja </w:t>
       </w:r>
-      <w:hyperlink r:id="rId154">
-        <w:r>
-          <w:rPr>
-            <w:lang w:val="pt_PT" w:bidi="pt_PT"/>
-          </w:rPr>
-          <w:rPr>
-            <w:color w:val="0000EE"/>
-            <w:u w:val="single"/>
-          </w:rPr>
-          <w:t>Tg 4.13–16</w:t>
-        </w:r>
-      </w:hyperlink>
+      <w:r>
+        <w:rPr>
+          <w:lang w:val="pt_PT" w:bidi="pt_PT"/>
+        </w:rPr>
+        <w:t>Tg 4.13–16</w:t>
+      </w:r>
       <w:r>
         <w:rPr>
           <w:lang w:val="pt_PT" w:bidi="pt_PT"/>
@@ -9177,54 +8205,36 @@
         </w:rPr>
         <w:t xml:space="preserve">O atraso no reparo de um telhado leva a vigas caídas e, eventualmente, à ruína da casa (veja </w:t>
       </w:r>
-      <w:hyperlink r:id="rId155">
-        <w:r>
-          <w:rPr>
-            <w:lang w:val="pt_PT" w:bidi="pt_PT"/>
-          </w:rPr>
-          <w:rPr>
-            <w:color w:val="0000EE"/>
-            <w:u w:val="single"/>
-          </w:rPr>
-          <w:t>Pv 12.27</w:t>
-        </w:r>
-      </w:hyperlink>
+      <w:r>
+        <w:rPr>
+          <w:lang w:val="pt_PT" w:bidi="pt_PT"/>
+        </w:rPr>
+        <w:t>Pv 12.27</w:t>
+      </w:r>
       <w:r>
         <w:rPr>
           <w:lang w:val="pt_PT" w:bidi="pt_PT"/>
         </w:rPr>
         <w:t xml:space="preserve">; </w:t>
       </w:r>
-      <w:hyperlink r:id="rId156">
-        <w:r>
-          <w:rPr>
-            <w:lang w:val="pt_PT" w:bidi="pt_PT"/>
-          </w:rPr>
-          <w:rPr>
-            <w:color w:val="0000EE"/>
-            <w:u w:val="single"/>
-          </w:rPr>
-          <w:t>20.4</w:t>
-        </w:r>
-      </w:hyperlink>
+      <w:r>
+        <w:rPr>
+          <w:lang w:val="pt_PT" w:bidi="pt_PT"/>
+        </w:rPr>
+        <w:t>20.4</w:t>
+      </w:r>
       <w:r>
         <w:rPr>
           <w:lang w:val="pt_PT" w:bidi="pt_PT"/>
         </w:rPr>
         <w:t>). A corrupção no governo tem um efeito semelhante (</w:t>
       </w:r>
-      <w:hyperlink r:id="rId157">
-        <w:r>
-          <w:rPr>
-            <w:lang w:val="pt_PT" w:bidi="pt_PT"/>
-          </w:rPr>
-          <w:rPr>
-            <w:color w:val="0000EE"/>
-            <w:u w:val="single"/>
-          </w:rPr>
-          <w:t>Ec 10.15–16</w:t>
-        </w:r>
-      </w:hyperlink>
+      <w:r>
+        <w:rPr>
+          <w:lang w:val="pt_PT" w:bidi="pt_PT"/>
+        </w:rPr>
+        <w:t>Ec 10.15–16</w:t>
+      </w:r>
       <w:r>
         <w:rPr>
           <w:lang w:val="pt_PT" w:bidi="pt_PT"/>
@@ -9279,18 +8289,12 @@
         </w:rPr>
         <w:t xml:space="preserve">o dinheiro proporciona tudo: É o meio de conseguir o que você quer ou precisa neste mundo (cp. </w:t>
       </w:r>
-      <w:hyperlink r:id="rId158">
-        <w:r>
-          <w:rPr>
-            <w:lang w:val="pt_PT" w:bidi="pt_PT"/>
-          </w:rPr>
-          <w:rPr>
-            <w:color w:val="0000EE"/>
-            <w:u w:val="single"/>
-          </w:rPr>
-          <w:t>7.11–12</w:t>
-        </w:r>
-      </w:hyperlink>
+      <w:r>
+        <w:rPr>
+          <w:lang w:val="pt_PT" w:bidi="pt_PT"/>
+        </w:rPr>
+        <w:t>7.11–12</w:t>
+      </w:r>
       <w:r>
         <w:rPr>
           <w:lang w:val="pt_PT" w:bidi="pt_PT"/>
@@ -9537,36 +8541,24 @@
         </w:rPr>
         <w:t xml:space="preserve">A atividade de Deus é frequentemente imprevisível e misteriosa. Nosso dever é trabalhar quando temos a oportunidade de fazê-lo (veja </w:t>
       </w:r>
-      <w:hyperlink r:id="rId159">
-        <w:r>
-          <w:rPr>
-            <w:lang w:val="pt_PT" w:bidi="pt_PT"/>
-          </w:rPr>
-          <w:rPr>
-            <w:color w:val="0000EE"/>
-            <w:u w:val="single"/>
-          </w:rPr>
-          <w:t>Pv 12.11</w:t>
-        </w:r>
-      </w:hyperlink>
+      <w:r>
+        <w:rPr>
+          <w:lang w:val="pt_PT" w:bidi="pt_PT"/>
+        </w:rPr>
+        <w:t>Pv 12.11</w:t>
+      </w:r>
       <w:r>
         <w:rPr>
           <w:lang w:val="pt_PT" w:bidi="pt_PT"/>
         </w:rPr>
         <w:t xml:space="preserve">; </w:t>
       </w:r>
-      <w:hyperlink r:id="rId160">
-        <w:r>
-          <w:rPr>
-            <w:lang w:val="pt_PT" w:bidi="pt_PT"/>
-          </w:rPr>
-          <w:rPr>
-            <w:color w:val="0000EE"/>
-            <w:u w:val="single"/>
-          </w:rPr>
-          <w:t>24.27</w:t>
-        </w:r>
-      </w:hyperlink>
+      <w:r>
+        <w:rPr>
+          <w:lang w:val="pt_PT" w:bidi="pt_PT"/>
+        </w:rPr>
+        <w:t>24.27</w:t>
+      </w:r>
       <w:r>
         <w:rPr>
           <w:lang w:val="pt_PT" w:bidi="pt_PT"/>
@@ -9743,36 +8735,24 @@
         </w:rPr>
         <w:t>Não... esqueça seu Criador: A reverência a Deus pode trazer sabedoria (</w:t>
       </w:r>
-      <w:hyperlink r:id="rId80">
-        <w:r>
-          <w:rPr>
-            <w:lang w:val="pt_PT" w:bidi="pt_PT"/>
-          </w:rPr>
-          <w:rPr>
-            <w:color w:val="0000EE"/>
-            <w:u w:val="single"/>
-          </w:rPr>
-          <w:t>Pv 1.7</w:t>
-        </w:r>
-      </w:hyperlink>
+      <w:r>
+        <w:rPr>
+          <w:lang w:val="pt_PT" w:bidi="pt_PT"/>
+        </w:rPr>
+        <w:t>Pv 1.7</w:t>
+      </w:r>
       <w:r>
         <w:rPr>
           <w:lang w:val="pt_PT" w:bidi="pt_PT"/>
         </w:rPr>
         <w:t>) e orientação sobre o que será benéfico nesta vida e agradável a Deus no julgamento (</w:t>
       </w:r>
-      <w:hyperlink r:id="rId161">
-        <w:r>
-          <w:rPr>
-            <w:lang w:val="pt_PT" w:bidi="pt_PT"/>
-          </w:rPr>
-          <w:rPr>
-            <w:color w:val="0000EE"/>
-            <w:u w:val="single"/>
-          </w:rPr>
-          <w:t>Ec 12.13–14</w:t>
-        </w:r>
-      </w:hyperlink>
+      <w:r>
+        <w:rPr>
+          <w:lang w:val="pt_PT" w:bidi="pt_PT"/>
+        </w:rPr>
+        <w:t>Ec 12.13–14</w:t>
+      </w:r>
       <w:r>
         <w:rPr>
           <w:lang w:val="pt_PT" w:bidi="pt_PT"/>
@@ -9827,18 +8807,12 @@
         </w:rPr>
         <w:t xml:space="preserve">Este belo poema em prosa, que utiliza muitas metáforas em hebraico, descreve a tortuosa deterioração do envelhecimento (em continuação de </w:t>
       </w:r>
-      <w:hyperlink r:id="rId162">
-        <w:r>
-          <w:rPr>
-            <w:lang w:val="pt_PT" w:bidi="pt_PT"/>
-          </w:rPr>
-          <w:rPr>
-            <w:color w:val="0000EE"/>
-            <w:u w:val="single"/>
-          </w:rPr>
-          <w:t>11.7–10</w:t>
-        </w:r>
-      </w:hyperlink>
+      <w:r>
+        <w:rPr>
+          <w:lang w:val="pt_PT" w:bidi="pt_PT"/>
+        </w:rPr>
+        <w:t>11.7–10</w:t>
+      </w:r>
       <w:r>
         <w:rPr>
           <w:lang w:val="pt_PT" w:bidi="pt_PT"/>
@@ -10015,90 +8989,60 @@
         </w:rPr>
         <w:t xml:space="preserve"> assim como a vida humana, são muito valiosos. • O corpo é como um jarro de barro comum, que é frágil e logo se quebra (cp. </w:t>
       </w:r>
-      <w:hyperlink r:id="rId163">
-        <w:r>
-          <w:rPr>
-            <w:lang w:val="pt_PT" w:bidi="pt_PT"/>
-          </w:rPr>
-          <w:rPr>
-            <w:color w:val="0000EE"/>
-            <w:u w:val="single"/>
-          </w:rPr>
-          <w:t>Is 29.16</w:t>
-        </w:r>
-      </w:hyperlink>
+      <w:r>
+        <w:rPr>
+          <w:lang w:val="pt_PT" w:bidi="pt_PT"/>
+        </w:rPr>
+        <w:t>Is 29.16</w:t>
+      </w:r>
       <w:r>
         <w:rPr>
           <w:lang w:val="pt_PT" w:bidi="pt_PT"/>
         </w:rPr>
         <w:t xml:space="preserve">; </w:t>
       </w:r>
-      <w:hyperlink r:id="rId164">
-        <w:r>
-          <w:rPr>
-            <w:lang w:val="pt_PT" w:bidi="pt_PT"/>
-          </w:rPr>
-          <w:rPr>
-            <w:color w:val="0000EE"/>
-            <w:u w:val="single"/>
-          </w:rPr>
-          <w:t>Jr 19.1</w:t>
-        </w:r>
-      </w:hyperlink>
+      <w:r>
+        <w:rPr>
+          <w:lang w:val="pt_PT" w:bidi="pt_PT"/>
+        </w:rPr>
+        <w:t>Jr 19.1</w:t>
+      </w:r>
       <w:r>
         <w:rPr>
           <w:lang w:val="pt_PT" w:bidi="pt_PT"/>
         </w:rPr>
         <w:t>,</w:t>
       </w:r>
-      <w:hyperlink r:id="rId165">
-        <w:r>
-          <w:rPr>
-            <w:lang w:val="pt_PT" w:bidi="pt_PT"/>
-          </w:rPr>
-          <w:rPr>
-            <w:color w:val="0000EE"/>
-            <w:u w:val="single"/>
-          </w:rPr>
-          <w:t>10–11</w:t>
-        </w:r>
-      </w:hyperlink>
+      <w:r>
+        <w:rPr>
+          <w:lang w:val="pt_PT" w:bidi="pt_PT"/>
+        </w:rPr>
+        <w:t>10–11</w:t>
+      </w:r>
       <w:r>
         <w:rPr>
           <w:lang w:val="pt_PT" w:bidi="pt_PT"/>
         </w:rPr>
         <w:t xml:space="preserve">; </w:t>
       </w:r>
-      <w:hyperlink r:id="rId166">
-        <w:r>
-          <w:rPr>
-            <w:lang w:val="pt_PT" w:bidi="pt_PT"/>
-          </w:rPr>
-          <w:rPr>
-            <w:color w:val="0000EE"/>
-            <w:u w:val="single"/>
-          </w:rPr>
-          <w:t>22.28</w:t>
-        </w:r>
-      </w:hyperlink>
+      <w:r>
+        <w:rPr>
+          <w:lang w:val="pt_PT" w:bidi="pt_PT"/>
+        </w:rPr>
+        <w:t>22.28</w:t>
+      </w:r>
       <w:r>
         <w:rPr>
           <w:lang w:val="pt_PT" w:bidi="pt_PT"/>
         </w:rPr>
         <w:t xml:space="preserve">; </w:t>
       </w:r>
-      <w:hyperlink r:id="rId167">
-        <w:r>
-          <w:rPr>
-            <w:lang w:val="pt_PT" w:bidi="pt_PT"/>
-          </w:rPr>
-          <w:rPr>
-            <w:color w:val="0000EE"/>
-            <w:u w:val="single"/>
-          </w:rPr>
-          <w:t>2Co 4.7</w:t>
-        </w:r>
-      </w:hyperlink>
+      <w:r>
+        <w:rPr>
+          <w:lang w:val="pt_PT" w:bidi="pt_PT"/>
+        </w:rPr>
+        <w:t>2Co 4.7</w:t>
+      </w:r>
       <w:r>
         <w:rPr>
           <w:lang w:val="pt_PT" w:bidi="pt_PT"/>
@@ -10153,54 +9097,36 @@
         </w:rPr>
         <w:t xml:space="preserve">o pó voltará à terra: Veja </w:t>
       </w:r>
-      <w:hyperlink r:id="rId168">
-        <w:r>
-          <w:rPr>
-            <w:lang w:val="pt_PT" w:bidi="pt_PT"/>
-          </w:rPr>
-          <w:rPr>
-            <w:color w:val="0000EE"/>
-            <w:u w:val="single"/>
-          </w:rPr>
-          <w:t>Gn 2.7</w:t>
-        </w:r>
-      </w:hyperlink>
+      <w:r>
+        <w:rPr>
+          <w:lang w:val="pt_PT" w:bidi="pt_PT"/>
+        </w:rPr>
+        <w:t>Gn 2.7</w:t>
+      </w:r>
       <w:r>
         <w:rPr>
           <w:lang w:val="pt_PT" w:bidi="pt_PT"/>
         </w:rPr>
         <w:t xml:space="preserve">; </w:t>
       </w:r>
-      <w:hyperlink r:id="rId68">
-        <w:r>
-          <w:rPr>
-            <w:lang w:val="pt_PT" w:bidi="pt_PT"/>
-          </w:rPr>
-          <w:rPr>
-            <w:color w:val="0000EE"/>
-            <w:u w:val="single"/>
-          </w:rPr>
-          <w:t>3.19</w:t>
-        </w:r>
-      </w:hyperlink>
+      <w:r>
+        <w:rPr>
+          <w:lang w:val="pt_PT" w:bidi="pt_PT"/>
+        </w:rPr>
+        <w:t>3.19</w:t>
+      </w:r>
       <w:r>
         <w:rPr>
           <w:lang w:val="pt_PT" w:bidi="pt_PT"/>
         </w:rPr>
         <w:t xml:space="preserve">. • Que o espírito voltará a Deus que o deu sugere uma crença em uma vida após a morte (cp. </w:t>
       </w:r>
-      <w:hyperlink r:id="rId169">
-        <w:r>
-          <w:rPr>
-            <w:lang w:val="pt_PT" w:bidi="pt_PT"/>
-          </w:rPr>
-          <w:rPr>
-            <w:color w:val="0000EE"/>
-            <w:u w:val="single"/>
-          </w:rPr>
-          <w:t>Ec 3.21</w:t>
-        </w:r>
-      </w:hyperlink>
+      <w:r>
+        <w:rPr>
+          <w:lang w:val="pt_PT" w:bidi="pt_PT"/>
+        </w:rPr>
+        <w:t>Ec 3.21</w:t>
+      </w:r>
       <w:r>
         <w:rPr>
           <w:lang w:val="pt_PT" w:bidi="pt_PT"/>
@@ -10267,18 +9193,12 @@
         </w:rPr>
         <w:t xml:space="preserve">Esta repetição quase literal de </w:t>
       </w:r>
-      <w:hyperlink r:id="rId170">
-        <w:r>
-          <w:rPr>
-            <w:lang w:val="pt_PT" w:bidi="pt_PT"/>
-          </w:rPr>
-          <w:rPr>
-            <w:color w:val="0000EE"/>
-            <w:u w:val="single"/>
-          </w:rPr>
-          <w:t>1.2</w:t>
-        </w:r>
-      </w:hyperlink>
+      <w:r>
+        <w:rPr>
+          <w:lang w:val="pt_PT" w:bidi="pt_PT"/>
+        </w:rPr>
+        <w:t>1.2</w:t>
+      </w:r>
       <w:r>
         <w:rPr>
           <w:lang w:val="pt_PT" w:bidi="pt_PT"/>
@@ -10333,90 +9253,60 @@
         </w:rPr>
         <w:t>Mesmo como rei (</w:t>
       </w:r>
-      <w:hyperlink r:id="rId171">
-        <w:r>
-          <w:rPr>
-            <w:lang w:val="pt_PT" w:bidi="pt_PT"/>
-          </w:rPr>
-          <w:rPr>
-            <w:color w:val="0000EE"/>
-            <w:u w:val="single"/>
-          </w:rPr>
-          <w:t>1.1</w:t>
-        </w:r>
-      </w:hyperlink>
+      <w:r>
+        <w:rPr>
+          <w:lang w:val="pt_PT" w:bidi="pt_PT"/>
+        </w:rPr>
+        <w:t>1.1</w:t>
+      </w:r>
       <w:r>
         <w:rPr>
           <w:lang w:val="pt_PT" w:bidi="pt_PT"/>
         </w:rPr>
         <w:t xml:space="preserve">), o Pregador encontrou tempo para estudar a sabedoria. Ele coletou e organizou provérbios (veja também </w:t>
       </w:r>
-      <w:hyperlink r:id="rId172">
-        <w:r>
-          <w:rPr>
-            <w:lang w:val="pt_PT" w:bidi="pt_PT"/>
-          </w:rPr>
-          <w:rPr>
-            <w:color w:val="0000EE"/>
-            <w:u w:val="single"/>
-          </w:rPr>
-          <w:t>1Rs 4.29–34</w:t>
-        </w:r>
-      </w:hyperlink>
+      <w:r>
+        <w:rPr>
+          <w:lang w:val="pt_PT" w:bidi="pt_PT"/>
+        </w:rPr>
+        <w:t>1Rs 4.29–34</w:t>
+      </w:r>
       <w:r>
         <w:rPr>
           <w:lang w:val="pt_PT" w:bidi="pt_PT"/>
         </w:rPr>
         <w:t xml:space="preserve">; </w:t>
       </w:r>
-      <w:hyperlink r:id="rId173">
-        <w:r>
-          <w:rPr>
-            <w:lang w:val="pt_PT" w:bidi="pt_PT"/>
-          </w:rPr>
-          <w:rPr>
-            <w:color w:val="0000EE"/>
-            <w:u w:val="single"/>
-          </w:rPr>
-          <w:t>Pv 1.1</w:t>
-        </w:r>
-      </w:hyperlink>
+      <w:r>
+        <w:rPr>
+          <w:lang w:val="pt_PT" w:bidi="pt_PT"/>
+        </w:rPr>
+        <w:t>Pv 1.1</w:t>
+      </w:r>
       <w:r>
         <w:rPr>
           <w:lang w:val="pt_PT" w:bidi="pt_PT"/>
         </w:rPr>
         <w:t xml:space="preserve">; </w:t>
       </w:r>
-      <w:hyperlink r:id="rId174">
-        <w:r>
-          <w:rPr>
-            <w:lang w:val="pt_PT" w:bidi="pt_PT"/>
-          </w:rPr>
-          <w:rPr>
-            <w:color w:val="0000EE"/>
-            <w:u w:val="single"/>
-          </w:rPr>
-          <w:t>10.1</w:t>
-        </w:r>
-      </w:hyperlink>
+      <w:r>
+        <w:rPr>
+          <w:lang w:val="pt_PT" w:bidi="pt_PT"/>
+        </w:rPr>
+        <w:t>10.1</w:t>
+      </w:r>
       <w:r>
         <w:rPr>
           <w:lang w:val="pt_PT" w:bidi="pt_PT"/>
         </w:rPr>
         <w:t xml:space="preserve">; </w:t>
       </w:r>
-      <w:hyperlink r:id="rId175">
-        <w:r>
-          <w:rPr>
-            <w:lang w:val="pt_PT" w:bidi="pt_PT"/>
-          </w:rPr>
-          <w:rPr>
-            <w:color w:val="0000EE"/>
-            <w:u w:val="single"/>
-          </w:rPr>
-          <w:t>25.1</w:t>
-        </w:r>
-      </w:hyperlink>
+      <w:r>
+        <w:rPr>
+          <w:lang w:val="pt_PT" w:bidi="pt_PT"/>
+        </w:rPr>
+        <w:t>25.1</w:t>
+      </w:r>
       <w:r>
         <w:rPr>
           <w:lang w:val="pt_PT" w:bidi="pt_PT"/>
@@ -10483,18 +9373,12 @@
         </w:rPr>
         <w:t>) expressa o respeito do editor pelo Pregador, exorta os leitores a aplicarem seus ensinamentos e apresenta a conclusão do editor após estudar o Pregador (</w:t>
       </w:r>
-      <w:hyperlink r:id="rId161">
-        <w:r>
-          <w:rPr>
-            <w:lang w:val="pt_PT" w:bidi="pt_PT"/>
-          </w:rPr>
-          <w:rPr>
-            <w:color w:val="0000EE"/>
-            <w:u w:val="single"/>
-          </w:rPr>
-          <w:t>12.13–14</w:t>
-        </w:r>
-      </w:hyperlink>
+      <w:r>
+        <w:rPr>
+          <w:lang w:val="pt_PT" w:bidi="pt_PT"/>
+        </w:rPr>
+        <w:t>12.13–14</w:t>
+      </w:r>
       <w:r>
         <w:rPr>
           <w:lang w:val="pt_PT" w:bidi="pt_PT"/>
@@ -10549,36 +9433,24 @@
         </w:rPr>
         <w:t>aguilhões... bastão cravejado de pregos: Lições dolorosas às vezes são necessárias para nos direcionar em caminhos que preferiríamos não seguir. • um pastor: Esta palavra é possivelmente uma alusão a Deus como o pastor de seu povo (</w:t>
       </w:r>
-      <w:hyperlink r:id="rId176">
-        <w:r>
-          <w:rPr>
-            <w:lang w:val="pt_PT" w:bidi="pt_PT"/>
-          </w:rPr>
-          <w:rPr>
-            <w:color w:val="0000EE"/>
-            <w:u w:val="single"/>
-          </w:rPr>
-          <w:t>Sl 23.1</w:t>
-        </w:r>
-      </w:hyperlink>
+      <w:r>
+        <w:rPr>
+          <w:lang w:val="pt_PT" w:bidi="pt_PT"/>
+        </w:rPr>
+        <w:t>Sl 23.1</w:t>
+      </w:r>
       <w:r>
         <w:rPr>
           <w:lang w:val="pt_PT" w:bidi="pt_PT"/>
         </w:rPr>
         <w:t xml:space="preserve">; </w:t>
       </w:r>
-      <w:hyperlink r:id="rId177">
-        <w:r>
-          <w:rPr>
-            <w:lang w:val="pt_PT" w:bidi="pt_PT"/>
-          </w:rPr>
-          <w:rPr>
-            <w:color w:val="0000EE"/>
-            <w:u w:val="single"/>
-          </w:rPr>
-          <w:t>Is 40.11</w:t>
-        </w:r>
-      </w:hyperlink>
+      <w:r>
+        <w:rPr>
+          <w:lang w:val="pt_PT" w:bidi="pt_PT"/>
+        </w:rPr>
+        <w:t>Is 40.11</w:t>
+      </w:r>
       <w:r>
         <w:rPr>
           <w:lang w:val="pt_PT" w:bidi="pt_PT"/>
@@ -10681,72 +9553,48 @@
         </w:rPr>
         <w:t xml:space="preserve">A conclusão do editor ao estudar o trabalho do Pregador é temer a Deus (veja </w:t>
       </w:r>
-      <w:hyperlink r:id="rId178">
-        <w:r>
-          <w:rPr>
-            <w:lang w:val="pt_PT" w:bidi="pt_PT"/>
-          </w:rPr>
-          <w:rPr>
-            <w:color w:val="0000EE"/>
-            <w:u w:val="single"/>
-          </w:rPr>
-          <w:t>3.14</w:t>
-        </w:r>
-      </w:hyperlink>
+      <w:r>
+        <w:rPr>
+          <w:lang w:val="pt_PT" w:bidi="pt_PT"/>
+        </w:rPr>
+        <w:t>3.14</w:t>
+      </w:r>
       <w:r>
         <w:rPr>
           <w:lang w:val="pt_PT" w:bidi="pt_PT"/>
         </w:rPr>
         <w:t xml:space="preserve">; </w:t>
       </w:r>
-      <w:hyperlink r:id="rId179">
-        <w:r>
-          <w:rPr>
-            <w:lang w:val="pt_PT" w:bidi="pt_PT"/>
-          </w:rPr>
-          <w:rPr>
-            <w:color w:val="0000EE"/>
-            <w:u w:val="single"/>
-          </w:rPr>
-          <w:t>5.7</w:t>
-        </w:r>
-      </w:hyperlink>
+      <w:r>
+        <w:rPr>
+          <w:lang w:val="pt_PT" w:bidi="pt_PT"/>
+        </w:rPr>
+        <w:t>5.7</w:t>
+      </w:r>
       <w:r>
         <w:rPr>
           <w:lang w:val="pt_PT" w:bidi="pt_PT"/>
         </w:rPr>
         <w:t xml:space="preserve">; </w:t>
       </w:r>
-      <w:hyperlink r:id="rId180">
-        <w:r>
-          <w:rPr>
-            <w:lang w:val="pt_PT" w:bidi="pt_PT"/>
-          </w:rPr>
-          <w:rPr>
-            <w:color w:val="0000EE"/>
-            <w:u w:val="single"/>
-          </w:rPr>
-          <w:t>7.18</w:t>
-        </w:r>
-      </w:hyperlink>
+      <w:r>
+        <w:rPr>
+          <w:lang w:val="pt_PT" w:bidi="pt_PT"/>
+        </w:rPr>
+        <w:t>7.18</w:t>
+      </w:r>
       <w:r>
         <w:rPr>
           <w:lang w:val="pt_PT" w:bidi="pt_PT"/>
         </w:rPr>
         <w:t xml:space="preserve">; </w:t>
       </w:r>
-      <w:hyperlink r:id="rId181">
-        <w:r>
-          <w:rPr>
-            <w:lang w:val="pt_PT" w:bidi="pt_PT"/>
-          </w:rPr>
-          <w:rPr>
-            <w:color w:val="0000EE"/>
-            <w:u w:val="single"/>
-          </w:rPr>
-          <w:t>8.12–13</w:t>
-        </w:r>
-      </w:hyperlink>
+      <w:r>
+        <w:rPr>
+          <w:lang w:val="pt_PT" w:bidi="pt_PT"/>
+        </w:rPr>
+        <w:t>8.12–13</w:t>
+      </w:r>
       <w:r>
         <w:rPr>
           <w:lang w:val="pt_PT" w:bidi="pt_PT"/>
@@ -10766,54 +9614,36 @@
         </w:rPr>
         <w:t xml:space="preserve"> porque tudo o que fazemos será julgado (veja </w:t>
       </w:r>
-      <w:hyperlink r:id="rId182">
-        <w:r>
-          <w:rPr>
-            <w:lang w:val="pt_PT" w:bidi="pt_PT"/>
-          </w:rPr>
-          <w:rPr>
-            <w:color w:val="0000EE"/>
-            <w:u w:val="single"/>
-          </w:rPr>
-          <w:t>11.9</w:t>
-        </w:r>
-      </w:hyperlink>
+      <w:r>
+        <w:rPr>
+          <w:lang w:val="pt_PT" w:bidi="pt_PT"/>
+        </w:rPr>
+        <w:t>11.9</w:t>
+      </w:r>
       <w:r>
         <w:rPr>
           <w:lang w:val="pt_PT" w:bidi="pt_PT"/>
         </w:rPr>
         <w:t xml:space="preserve">; </w:t>
       </w:r>
-      <w:hyperlink r:id="rId183">
-        <w:r>
-          <w:rPr>
-            <w:lang w:val="pt_PT" w:bidi="pt_PT"/>
-          </w:rPr>
-          <w:rPr>
-            <w:color w:val="0000EE"/>
-            <w:u w:val="single"/>
-          </w:rPr>
-          <w:t>2Co 5.10</w:t>
-        </w:r>
-      </w:hyperlink>
+      <w:r>
+        <w:rPr>
+          <w:lang w:val="pt_PT" w:bidi="pt_PT"/>
+        </w:rPr>
+        <w:t>2Co 5.10</w:t>
+      </w:r>
       <w:r>
         <w:rPr>
           <w:lang w:val="pt_PT" w:bidi="pt_PT"/>
         </w:rPr>
         <w:t xml:space="preserve">; </w:t>
       </w:r>
-      <w:hyperlink r:id="rId184">
-        <w:r>
-          <w:rPr>
-            <w:lang w:val="pt_PT" w:bidi="pt_PT"/>
-          </w:rPr>
-          <w:rPr>
-            <w:color w:val="0000EE"/>
-            <w:u w:val="single"/>
-          </w:rPr>
-          <w:t>Hb 9.27</w:t>
-        </w:r>
-      </w:hyperlink>
+      <w:r>
+        <w:rPr>
+          <w:lang w:val="pt_PT" w:bidi="pt_PT"/>
+        </w:rPr>
+        <w:t>Hb 9.27</w:t>
+      </w:r>
       <w:r>
         <w:rPr>
           <w:lang w:val="pt_PT" w:bidi="pt_PT"/>
